--- a/klagomål/Gåsselmyran FSC-klagomål.docx
+++ b/klagomål/Gåsselmyran FSC-klagomål.docx
@@ -1,6 +1,6 @@
 
 <file path=word/document.xml><?xml version="1.0" encoding="utf-8"?>
-<w:document xmlns:wpc="http://schemas.microsoft.com/office/word/2010/wordprocessingCanvas" xmlns:cx="http://schemas.microsoft.com/office/drawing/2014/chartex" xmlns:cx1="http://schemas.microsoft.com/office/drawing/2015/9/8/chartex" xmlns:cx2="http://schemas.microsoft.com/office/drawing/2015/10/21/chartex" xmlns:cx3="http://schemas.microsoft.com/office/drawing/2016/5/9/chartex" xmlns:cx4="http://schemas.microsoft.com/office/drawing/2016/5/10/chartex" xmlns:cx5="http://schemas.microsoft.com/office/drawing/2016/5/11/chartex" xmlns:cx6="http://schemas.microsoft.com/office/drawing/2016/5/12/chartex" xmlns:cx7="http://schemas.microsoft.com/office/drawing/2016/5/13/chartex" xmlns:cx8="http://schemas.microsoft.com/office/drawing/2016/5/14/chartex" xmlns:mc="http://schemas.openxmlformats.org/markup-compatibility/2006" xmlns:aink="http://schemas.microsoft.com/office/drawing/2016/ink" xmlns:am3d="http://schemas.microsoft.com/office/drawing/2017/model3d" xmlns:o="urn:schemas-microsoft-com:office:office" xmlns:oel="http://schemas.microsoft.com/office/2019/extlst" xmlns:r="http://schemas.openxmlformats.org/officeDocument/2006/relationships" xmlns:m="http://schemas.openxmlformats.org/officeDocument/2006/math" xmlns:v="urn:schemas-microsoft-com:vml" xmlns:wp14="http://schemas.microsoft.com/office/word/2010/wordprocessingDrawing" xmlns:wp="http://schemas.openxmlformats.org/drawingml/2006/wordprocessingDrawing" xmlns:w10="urn:schemas-microsoft-com:office:word" xmlns:w="http://schemas.openxmlformats.org/wordprocessingml/2006/main" xmlns:w14="http://schemas.microsoft.com/office/word/2010/wordml" xmlns:w15="http://schemas.microsoft.com/office/word/2012/wordml" xmlns:w16cex="http://schemas.microsoft.com/office/word/2018/wordml/cex" xmlns:w16cid="http://schemas.microsoft.com/office/word/2016/wordml/cid" xmlns:w16="http://schemas.microsoft.com/office/word/2018/wordml" xmlns:w16sdtdh="http://schemas.microsoft.com/office/word/2020/wordml/sdtdatahash" xmlns:w16se="http://schemas.microsoft.com/office/word/2015/wordml/symex" xmlns:wpg="http://schemas.microsoft.com/office/word/2010/wordprocessingGroup" xmlns:wpi="http://schemas.microsoft.com/office/word/2010/wordprocessingInk" xmlns:wne="http://schemas.microsoft.com/office/word/2006/wordml" xmlns:wps="http://schemas.microsoft.com/office/word/2010/wordprocessingShape" mc:Ignorable="w14 w15 w16se w16cid w16 w16cex w16sdtdh wp14">
+<w:document xmlns:wpc="http://schemas.microsoft.com/office/word/2010/wordprocessingCanvas" xmlns:cx="http://schemas.microsoft.com/office/drawing/2014/chartex" xmlns:cx1="http://schemas.microsoft.com/office/drawing/2015/9/8/chartex" xmlns:cx2="http://schemas.microsoft.com/office/drawing/2015/10/21/chartex" xmlns:cx3="http://schemas.microsoft.com/office/drawing/2016/5/9/chartex" xmlns:cx4="http://schemas.microsoft.com/office/drawing/2016/5/10/chartex" xmlns:cx5="http://schemas.microsoft.com/office/drawing/2016/5/11/chartex" xmlns:cx6="http://schemas.microsoft.com/office/drawing/2016/5/12/chartex" xmlns:cx7="http://schemas.microsoft.com/office/drawing/2016/5/13/chartex" xmlns:cx8="http://schemas.microsoft.com/office/drawing/2016/5/14/chartex" xmlns:mc="http://schemas.openxmlformats.org/markup-compatibility/2006" xmlns:aink="http://schemas.microsoft.com/office/drawing/2016/ink" xmlns:am3d="http://schemas.microsoft.com/office/drawing/2017/model3d" xmlns:o="urn:schemas-microsoft-com:office:office" xmlns:oel="http://schemas.microsoft.com/office/2019/extlst" xmlns:r="http://schemas.openxmlformats.org/officeDocument/2006/relationships" xmlns:m="http://schemas.openxmlformats.org/officeDocument/2006/math" xmlns:v="urn:schemas-microsoft-com:vml" xmlns:wp14="http://schemas.microsoft.com/office/word/2010/wordprocessingDrawing" xmlns:wp="http://schemas.openxmlformats.org/drawingml/2006/wordprocessingDrawing" xmlns:w10="urn:schemas-microsoft-com:office:word" xmlns:w="http://schemas.openxmlformats.org/wordprocessingml/2006/main" xmlns:w14="http://schemas.microsoft.com/office/word/2010/wordml" xmlns:w15="http://schemas.microsoft.com/office/word/2012/wordml" xmlns:w16cex="http://schemas.microsoft.com/office/word/2018/wordml/cex" xmlns:w16cid="http://schemas.microsoft.com/office/word/2016/wordml/cid" xmlns:w16="http://schemas.microsoft.com/office/word/2018/wordml" xmlns:w16du="http://schemas.microsoft.com/office/word/2023/wordml/word16du" xmlns:w16sdtdh="http://schemas.microsoft.com/office/word/2020/wordml/sdtdatahash" xmlns:w16sdtfl="http://schemas.microsoft.com/office/word/2024/wordml/sdtformatlock" xmlns:w16se="http://schemas.microsoft.com/office/word/2015/wordml/symex" xmlns:wpg="http://schemas.microsoft.com/office/word/2010/wordprocessingGroup" xmlns:wpi="http://schemas.microsoft.com/office/word/2010/wordprocessingInk" xmlns:wne="http://schemas.microsoft.com/office/word/2006/wordml" xmlns:wps="http://schemas.microsoft.com/office/word/2010/wordprocessingShape" mc:Ignorable="w14 w15 w16se w16cid w16 w16cex w16sdtdh w16sdtfl w16du wp14">
   <w:body>
     <w:p>
       <w:r>
@@ -112,7 +112,7 @@
         <w:pStyle w:val="ListBullet"/>
       </w:pPr>
       <w:r>
-        <w:t>Om ett ombud (tex Norra skog eller Mellanskog) avverkningsanmäler en skog med naturvärden motsvarande nyckelbiotops kvalité men markägaren inte är FSC certifierad, bör du skicka in ett FSC kontrollerat virke klagomål. Då ska klagomålet skickas till ombudsföretaget.</w:t>
+        <w:t>Om ett ombud (tex Norra skog eller Mellanskog) avverkningsanmäler en skog med naturvärden motsvarande nyckelbiotops kvalitet men markägaren inte är FSC certifierad, bör du skicka in ett FSC kontrollerat virke klagomål. Då ska klagomålet skickas till ombudsföretaget.</w:t>
       </w:r>
     </w:p>
     <w:p>
@@ -168,35 +168,7 @@
     </w:p>
     <w:p>
       <w:r>
-        <w:t>Detta dokument behandlar höga naturvärden i avverkningsanmälan Gåsselmyran i Bjurholms kommun. Denna avverkningsanmälan inkom 2025-08-02 och omfattar 78,7 ha.</w:t>
-      </w:r>
-    </w:p>
-    <w:p>
-      <w:r>
-        <w:t>Nedan presenteras fynd av naturvårdsarter och fridlysta arter som gjorts i det avverkningsanmälda området, samt relevanta utdrag ur standarderna för FSC, Chain of Custody, Controlled Wood och PEFC.</w:t>
-      </w:r>
-    </w:p>
-    <w:p>
-      <w:r>
-        <w:t>Vi förväntar oss att ni återkommer med ett skriftligt svar på vårt klagomål och även beskriver vilka korrigerande åtgärder ni satt in för att rätta till identifierade brister i er efterlevnad av den svenska FSC standarden.</w:t>
-      </w:r>
-    </w:p>
-    <w:p>
-      <w:pPr>
-        <w:pStyle w:val="Heading1"/>
-      </w:pPr>
-      <w:r>
-        <w:t>Naturvårdsarter</w:t>
-      </w:r>
-    </w:p>
-    <w:p>
-      <w:r>
-        <w:t>I avverkningsanmälan har följande 25 naturvårdsarter hittats: gräddporing (VU), smalfotad taggsvamp (VU), spadskinn (VU), tajgataggsvamp (VU), blanksvart spiklav (NT), blå taggsvamp (NT), blågrå svartspik (NT), dvärgbägarlav (NT), garnlav (NT), granticka (NT), gränsticka (NT), kolflarnlav (NT), motaggsvamp (NT), mörk kolflarnlav (NT), nordtagging (NT), orange taggsvamp (NT), reliktbock (NT), skrovlig taggsvamp (NT), tallticka (NT), utter (NT, §4a), vaddporing (NT), vedflamlav (NT), vedskivlav (NT), bollvitmossa (S) och dropptaggsvamp (S). Av dessa är 23 rödlistade. För rödlistade arter har rödlistekategorin angivits inom parentes. Arter som är signalarter enligt Skogsstyrelsen har markerats med (S). För fridlysta arter anges även paragrafen i Artskyddsförordningen som arten är fridlyst enligt.</w:t>
-      </w:r>
-    </w:p>
-    <w:p>
-      <w:r>
-        <w:t>De påträffade naturvårdsarterna är ett tydligt kvitto på att detta rör sig om en skog med höga naturvärden. I Figur 1 visas en karta över det avverkningsanmälda området, där samtliga fyndplatser för naturvårdsarter som finns registrerade på Artportalen har markerats.</w:t>
+        <w:t>Detta klagomål behandlar höga naturvärden i avverkningsanmälan Gåsselmyran i Bjurholms kommun som inkom 2026-07-12 och omfattar 78,7 ha.</w:t>
       </w:r>
     </w:p>
     <w:p>
@@ -206,7 +178,7 @@
       <w:r>
         <w:drawing>
           <wp:inline xmlns:a="http://schemas.openxmlformats.org/drawingml/2006/main" xmlns:pic="http://schemas.openxmlformats.org/drawingml/2006/picture">
-            <wp:extent cx="5486400" cy="2496466"/>
+            <wp:extent cx="5486400" cy="3738671"/>
             <wp:docPr id="1" name="Picture 1"/>
             <wp:cNvGraphicFramePr>
               <a:graphicFrameLocks noChangeAspect="1"/>
@@ -227,7 +199,7 @@
                   <pic:spPr>
                     <a:xfrm>
                       <a:off x="0" y="0"/>
-                      <a:ext cx="5486400" cy="2496466"/>
+                      <a:ext cx="5486400" cy="3738671"/>
                     </a:xfrm>
                     <a:prstGeom prst="rect"/>
                   </pic:spPr>
@@ -241,271 +213,25 @@
     <w:p>
       <w:pPr>
         <w:pStyle w:val="Caption"/>
+        <w:spacing w:after="240"/>
       </w:pPr>
       <w:r>
-        <w:t>Figur 1. Fyndplatser för naturvårdsarter i det avverkningsanmälda området (röd linje). Markörer utan svart kant är placerade på fyndplatsen. Markörer med svart kant är placerade vid sidan av fyndplatsen och har ett svart streck som visar fyndplatsens exakta position. Kartans mittpunktskoordinat är N 7101342, E 683265 i SWEREF 99 TM.</w:t>
+        <w:t>Figur 1. Fyndplatser för naturvårdsarter i och inom 6 meter från avverkningsanmälan. Markörer utan svart kant är placerade på fyndplatsen. Markörer med svart kant är placerade vid sidan av fyndplatsen har ett svart streck som visar fyndplatsens exakta position. Kartans mittpunktskoordinat är N 7101342, E 683265 i SWEREF 99 TM.</w:t>
       </w:r>
     </w:p>
     <w:p>
       <w:r>
-        <w:rPr>
-          <w:b/>
-        </w:rPr>
-        <w:t>Blanksvart spiklav (NT)</w:t>
-      </w:r>
-      <w:r>
-        <w:t xml:space="preserve"> förekommer på torr, hård, gammal kärnved men även på äldre ytved av tall i naturskogsartade bestånd med begränsad brandpåverkan och ostörd hydrologi. Skogsbruksåtgärder på eller i närheten av lokaler med blanksvart spiklav utgör ett hot. Naturskogsartade öppna tall- och barrblandskogar med blanksvart spiklav indikerar höga biologiska värden och bör bevaras (SLU Artdatabanken, 2024).</w:t>
+        <w:t>I och inom 6 meter från avverkningsanmälan finns fynd av 25 naturvårdsarter, varav 23 är rödlistade, 1 är fridlyst, 14 är typiska (T) och 1 är signalart (S): garnlav (VU, T), gräddporing (VU, T), gränsticka (VU, T), skrovlig taggsvamp (VU), smalfotad taggsvamp (VU), spadskinn (VU), tajgataggsvamp (VU), blanksvart spiklav (NT), blå taggsvamp (NT, T), blågrå svartspik (NT), dropptaggsvamp (NT, T), dvärgbägarlav (NT, T), kolflarnlav (NT, T), motaggsvamp (NT, T), mörk kolflarnlav (NT), nordtagging (NT), orange taggsvamp (NT, T), reliktbock (NT, T), talltagel (NT, T), tallticka (NT, T), vaddporing (NT), vedflamlav (NT), vedskivlav (NT, T), bollvitmossa (S, T) och utter (§4a). Se Figur 1.</w:t>
       </w:r>
     </w:p>
     <w:p>
       <w:r>
-        <w:rPr>
-          <w:b/>
-        </w:rPr>
-        <w:t>Blågrå svartspik (NT)</w:t>
-      </w:r>
-      <w:r>
-        <w:t xml:space="preserve"> växer på torr, hård ved av gamla, solbelysta torrakor, högstubbar av tall och grova döda grenar på levande tallar i öppna bestånd av naturskogskaraktär. Nästan alltid rör det sig om tjärrika torrträd och högstubbar (töreved, keloträd) som kan vara en bra bit över hundra år, i vissa fall sannolikt hundratals år gamla. Skogsbruk är idag det allvarligaste hotet. Ett långsiktigt hot är att nybildningen av gamla torrakor och högstubbar är en långsam process vilken ofta är beroende av skogsbrand. Nytt substrat bildas numera sannolikt nästan inte alls då antalet naturliga skogsbränder har minskat drastiskt på grund av effektivare brandbekämpning. Döda träd som lämnas efter avverkning är inte lämpliga för arten, eftersom dessa träd inte varit utsatta för skogsbrand och bildat tjärrik ved. Skogsbruksåtgärder på eller i närheten av växtplatserna bör undvikas. Naturskogsartade skogar med förekomst av arten indikerar höga biologiska värden och bör bevaras. Blågrå svartspik har en mycket begränsad utbredning utanför de nordiska länderna varför dessa länder har ett speciellt ansvar för arten (SLU Artdatabanken, 2024).</w:t>
+        <w:t>Nedan presenteras relevanta utdrag ur standarderna för FSC, Chain of Custody, Controlled Wood och PEFC.</w:t>
       </w:r>
     </w:p>
     <w:p>
       <w:r>
-        <w:rPr>
-          <w:b/>
-        </w:rPr>
-        <w:t xml:space="preserve">Blå taggsvamp (NT) </w:t>
-      </w:r>
-      <w:r>
-        <w:t>är en karaktärsart i såväl örtrika kalkbarrskogar som i torra sandtallskogar där det föreligger gammal skog med långvarig trädkontinuitet. Är sällsynt och mycket kravfull i södra och mellersta Sverige. Den hotas främst av skogsavverkning och tycks försvinna efter slutavverkning, markberedning och plantering. I kalkgranskogar verkar arten vara mycket känslig. Granskogar med arten bör formellt skydddas (SLU Artdatabanken, 2024; Nitare &amp; Skogsstyrelsen, 2019).</w:t>
-      </w:r>
-    </w:p>
-    <w:p>
-      <w:r>
-        <w:rPr>
-          <w:b/>
-        </w:rPr>
-        <w:t xml:space="preserve">Bollvitmossa </w:t>
-      </w:r>
-      <w:r>
-        <w:t>är en bra signalart inom hela sitt utbredningsområde. Vanligast är den i naturvårdsintressanta tallsumpskogar. Även gransumpskogar med bollvitmossa har normalt höga naturvärden. Arten indikerar skogsmark med stabila hydrologiska förhållanden och sannolikt även lång skoglig kontinuitet (Nitare &amp; Skogsstyrelsen, 2019).</w:t>
-      </w:r>
-    </w:p>
-    <w:p>
-      <w:r>
-        <w:rPr>
-          <w:b/>
-        </w:rPr>
-        <w:t>Dvärgbägarlav (NT)</w:t>
-      </w:r>
-      <w:r>
-        <w:t xml:space="preserve"> förekommer över hela Sverige på gammal hård ved, huvudsakligen på tall men i södra Sverige även på ek. Veden utgörs framförallt av grova stubbar, lågor och grenar. Substratet har blivit sällsyntare och nybildning av substrat sker bara i begränsad omfattning. Arten hotas av att grova lågor blir allt sällsyntare i dagens kulturskogar samt att nybildningen av lämpliga substrat går mycket långsamt. En riklig tillgång på gamla tall- eller eklågor måste säkerställas på artens lokaler (SLU Artdatabanken, 2024; Nitare &amp; Skogsstyrelsen, 2019).</w:t>
-      </w:r>
-    </w:p>
-    <w:p>
-      <w:r>
-        <w:rPr>
-          <w:b/>
-        </w:rPr>
-        <w:t>Garnlav (NT)</w:t>
-      </w:r>
-      <w:r>
-        <w:t xml:space="preserve"> är en utpräglad barrskogsart som ibland kan drapera träden i norrländska grannaturskogar med hög luftfuktighet. Den förekommer även i talldominerade bestånd där den, förutom i trädens grenverk, påträffas hängande över ojämnheter i tallbarken. Arten har minskat starkt i södra och mellersta Sverige och den minskar även i sitt nordliga utbredningsområde. Orsaken till tillbakagången beror främst på slutavverkningar av naturskogsartade skogar. Bestånd med riklig förekomst bör regelmässigt sparas. Garnlav är värdväxt för den mycket sällsynta och akut hotade fjärilen barrskogslavfly (CR) som hör hemma i boreala barrskogar med riklig förekomst av värdväxten. Tidigare kunde arten konstateras årligen på flera platser vid Dala-Floda i Dalarna innan lokalerna kalavverkades. Senaste fyndet i landet av barrskogslavfly är från år 2000 då den påträffades vid Högberget i Sollefteå kommun (SLU Artdatabanken, 2024).</w:t>
-      </w:r>
-    </w:p>
-    <w:p>
-      <w:r>
-        <w:rPr>
-          <w:b/>
-        </w:rPr>
-        <w:t>Granticka (NT)</w:t>
-      </w:r>
-      <w:r>
-        <w:t xml:space="preserve"> förekommer främst i äldre skogar med naturskogskaraktär, liksom i dimensionsavverkade och plockhuggna skogar. I äldre grannaturskog i norra Sverige är den alltjämt en förhållandevis vanlig karaktärsart, medan den längre söderut blir allt mer sällsynt. I Götaland och delar av Svealand är den en god signalart för skyddsvärda granskogsmiljöer. Arten bedöms ha minskat starkt under senare år på grund av skogsavverkningar, då den framför allt växer i äldre granskog med långvarig grankontinuitet. I urskogsliknande bestånd i norra Sverige kan ibland påträffas den mycket sällsynta tickan grantickeporing (VU), som lever på döda grantickor (SLU Artdatabanken, 2024; Nitare &amp; Skogsstyrelsen, 2019).</w:t>
-      </w:r>
-    </w:p>
-    <w:p>
-      <w:r>
-        <w:rPr>
-          <w:b/>
-        </w:rPr>
-        <w:t>Gräddporing (VU)</w:t>
-      </w:r>
-      <w:r>
-        <w:t xml:space="preserve"> växer nästan enbart i urskogsartad barrskog på gamla, kraftigt murkna, grova och mossbelupna tallågor i något fuktiga och skuggiga lägen. Arten är placerad högst upp i Skogsstyrelsens värdepyramid för bedömning av skog med höga naturvärden och indikerar gamla och relativt orörda tallnaturskogar med höga naturvärden där det under låg tid kontinuerligt funnits inslag av grova tallågor. För att på sikt hejda artens vikande trend behöver merparten av gräddporingens nu kända växtplatser undantas från skogsbruk (SLU Artdatabanken, 2024; Nitare &amp; Skogsstyrelsen, 2019).</w:t>
-      </w:r>
-    </w:p>
-    <w:p>
-      <w:r>
-        <w:rPr>
-          <w:b/>
-        </w:rPr>
-        <w:t>Gränsticka (NT)</w:t>
-      </w:r>
-      <w:r>
-        <w:t xml:space="preserve"> är en mycket bra signalart inom hela sitt utbredningsområde. Den är huvudsakligen knuten till restbestånd av barrnaturskog och förekommer med ett tydligt optimum i orörda eller måttligt påverkade gamla granskogar där det föreligger långvarig kontinuitet av grov död ved. Lokaler som hyser arten, speciellt i mellersta och södra Sverige, bör undantas från skogsbruk (SLU Artdatabanken, 2024; Nitare &amp; Skogsstyrelsen, 2019).</w:t>
-      </w:r>
-    </w:p>
-    <w:p>
-      <w:r>
-        <w:rPr>
-          <w:b/>
-        </w:rPr>
-        <w:t>Kolflarnlav (NT)</w:t>
-      </w:r>
-      <w:r>
-        <w:t xml:space="preserve"> är brandberoende och växer nästan uteslutande på kolad hård kärnved av tall. Etableringen verkar ske först 100–300 år efter brand och nytt substrat nybildas i mycket begränsad omfattning. Avverkning av tallskog av naturskogskaraktär med spår av återkommande bränder är ett hot och mängden lämplig ved att växa på för arten minskar dels på grund av naturlig nedbrytning men framförallt på grund av att det förstörs i samband med slutavverkningar, gallringar och markberedning. Såväl kolflarnlav som mörk kolflarnlav har glänsande bålfjäll och förekommer främst i tall- och blandbarrskogar av naturskogskaraktär med spår av återkommande bränder. Skogar som dessa hyser höga biologiska värden och bör skyddas (SLU Artdatabanken, 2024).</w:t>
-      </w:r>
-    </w:p>
-    <w:p>
-      <w:r>
-        <w:rPr>
-          <w:b/>
-        </w:rPr>
-        <w:t xml:space="preserve">Motaggsvamp (NT) </w:t>
-      </w:r>
-      <w:r>
-        <w:t>bildar mykorrhiza med tall i tallskog och hittas huvudsakligen i äldre, glesare skogsbestånd och hällmarksimpediment. Arten hotas främst av skogsavverkning och tycks försvinna efter slutavverkning, markberedning och plantering (SLU Artdatabanken, 2024).</w:t>
-      </w:r>
-    </w:p>
-    <w:p>
-      <w:r>
-        <w:rPr>
-          <w:b/>
-        </w:rPr>
-        <w:t>Mörk kolflarnlav (NT)</w:t>
-      </w:r>
-      <w:r>
-        <w:t xml:space="preserve"> är brandberoende och växer nästan uteslutande på kolad hård kärnved av tall. Arten förekommer främst i glesa, öppna tall- och blandbarrskogar av naturskogskaraktär och etableringen verkar ske sent efter brand, kanske först efter 100–300 år. Mörk kolflarnlav indikerar skog med höga naturvärden och vanligast är att den påträffas på rester av nedbrunna torrakor och högstubbar och lågstubbar som är så grova att hela innandömet är urbränt. Tall- och blandbarrskogar av naturskogskaraktär med spår av återkommande bränder hyser höga biologiska värden och bör skyddas (SLU Artdatabanken, 2024).</w:t>
-      </w:r>
-    </w:p>
-    <w:p>
-      <w:r>
-        <w:rPr>
-          <w:b/>
-        </w:rPr>
-        <w:t>Nordtagging (NT)</w:t>
-      </w:r>
-      <w:r>
-        <w:t xml:space="preserve"> växer främst på tallågor av grövre dimensioner och påträffas huvudsakligen i äldre skog som inte kalavverkats. Nordtaggingen missgynnas av att områden med äldre tallskog har minskat starkt. Bekämpning av skogsbränder, samtidigt som skogsbruket omvandlar naturligt glesa tallbestånd till likartade och betydligt tätare bestånd, har missgynnat arten. Bristen på gamla tallågor utgör på sikt ett allvarligt hot och återskapandet av lämpliga biotoper tar mycket lång tid. Områden med olikåldriga bestånd av tall och med stort inslag av äldre träd bör undantas från skoglig produktion (SLU Artdatabanken, 2024).</w:t>
-      </w:r>
-    </w:p>
-    <w:p>
-      <w:r>
-        <w:rPr>
-          <w:b/>
-        </w:rPr>
-        <w:t xml:space="preserve">Orange taggsvamp (NT) </w:t>
-      </w:r>
-      <w:r>
-        <w:t>bildar mykorrhiza med både gran och tall och den förekommer främst i äldre barrskogar med kontinuitetsskogskaraktär. Mest frekvent är den i äldre mossrik granskog, men då bara i skogar inom granens naturliga utbredningsområde och i bestånd med långvarig grankontinuitet. Den totala populationen i landet bedöms ha minskat kraftigt och fortsatt kommer att minska då arten är knuten till en produktiv skogsmiljö som successivt avverkas. Arten hotas främst av skogsavverkning och tycks försvinna efter slutavverkning, markberedning och plantering och det är inte känt att arten har återkommit i anlagd skog på tidigare kalmark (SLU Artdatabanken, 2024).</w:t>
-      </w:r>
-    </w:p>
-    <w:p>
-      <w:r>
-        <w:rPr>
-          <w:b/>
-        </w:rPr>
-        <w:t>Reliktbock (NT)</w:t>
-      </w:r>
-      <w:r>
-        <w:t xml:space="preserve"> är en skalbagge vars larvutveckling sker i tjock, solexponerad skorpbark på gamla, levande tallar. Ofta i träd som under längre tid stått fritt och öppet, t.ex. i kantzoner i odlingslandskap, längs stränder och åsar, men också i gles, gammal tallskog på mager mark. Arten är brandgynnad genom att omgivande småträd och buskar försvinner vid lågintensiva bränder samtidigt som gamla tallar överlever och förblir solexponerade. Minskningstakten för den svenska populationen bedöms vara nära gränsvärdet för Sårbar (VU) och i den europeiska rödlistan är reliktbock rödlistad som Sårbar (VU) vilket innebär att Sverige har ett internationellt ansvar för arten. Gamla tallskogar bör få ett långsiktigt skydd, och inte slutavverkas (SLU Artdatabanken, 2024; IUCN, 2016).</w:t>
-      </w:r>
-    </w:p>
-    <w:p>
-      <w:r>
-        <w:rPr>
-          <w:b/>
-        </w:rPr>
-        <w:t xml:space="preserve">Skrovlig taggsvamp (NT) </w:t>
-      </w:r>
-      <w:r>
-        <w:t>bildar mykorrhiza med tall i äldre tallskog, framför allt på tallhed. Den växer huvudsakligen i äldre barrskog som hotas av slutavverkning. Genom att äldre barrskogar och naturskogar blir allt sällsyntare, missgynnas arten av skogsbruk. Arten ingår i ett åtgärdsprogram för hotade arter (ÅGP) och en långsiktig tillgång till svampens värdträd behöver säkras genom att växtplatserna undantas från avverkning. Skrovlig taggsvamp är globalt rödlistad som nära hotad (NT) vilket innebär att Sverige har ett internationellt ansvar för arten (IUCN, 2025; SLU Artdatabanken, 2024; Nitare, 2006).</w:t>
-      </w:r>
-    </w:p>
-    <w:p>
-      <w:r>
-        <w:rPr>
-          <w:b/>
-        </w:rPr>
-        <w:t>Smalfotad taggsvamp (VU)</w:t>
-      </w:r>
-      <w:r>
-        <w:t>, rödlistad som sårbar, växer på marken under lågor eller fallna stubbar i brandpräglad torr tallskog med lång kontinuitet. Arten är starkt associerad till kolad ved från tallar som sannolikt varit med om flera historiska skogsbränder. Detta är en process som kan ta många hundra år och det tar således mycket lång tid att återskapa lämpliga substrat. Smalfotad taggsvamp är placerad i toppen av Skogsstyrelsens värdepyramid för bedömning av skog med höga naturvärden samt globalt rödlistad som sårbar (VU) vilket innebär att Sverige har ett internationellt ansvar för arten (IUCN Redlist, 2024; Nitare &amp; Skogsstyrelsen, 2019; SLU Artdatabanken, 2024).</w:t>
-      </w:r>
-    </w:p>
-    <w:p>
-      <w:r>
-        <w:rPr>
-          <w:b/>
-        </w:rPr>
-        <w:t>Spadskinn (VU)</w:t>
-      </w:r>
-      <w:r>
-        <w:t xml:space="preserve"> är knuten till tallskogar med höga naturvärden och artens potentiella miljöer har minskat kraftigt och fortsätter att minska eftersom äldre sandtallskogar avverkas. Mykorrhiza-arter och andra marklevande svampar påverkas starkt negativt av slutavverkning då alla träd avlägsnas. Spadskinn är globalt rödlistad som sårbar (VU) vilket innebär att Sverige har ett internationellt ansvar för arten. Fler områden där arten förekommer behöver skyddas (SLU Artdatabanken, 2024; Nitare &amp; Skogsstyrelsen, 2019; IUCN, 2019).</w:t>
-      </w:r>
-    </w:p>
-    <w:p>
-      <w:r>
-        <w:rPr>
-          <w:b/>
-        </w:rPr>
-        <w:t xml:space="preserve">Tajgataggsvamp (VU) </w:t>
-      </w:r>
-      <w:r>
-        <w:t xml:space="preserve">är en sällsynt art som bildar mykorrhiza med tall och växer på marken under gamla tallågor, stubbar och även grenar av tall i brandpräglad torr tallskog på mager sandig mark med lång kontinuitet. Den är placerad högst upp i Skogsstyrelsens värdepyramid för bedömning av skog med höga naturvärden och flertalet växtplatser bör skyddas långsiktigt genom att öka arealen skyddad, brandpräglad, mager tallskog med trädkontinuitet. Troligtvis sammanblandas arten då och då med svartvit taggsvamp </w:t>
-      </w:r>
-      <w:r>
-        <w:rPr>
-          <w:i/>
-        </w:rPr>
-        <w:t>Phellodon connatus</w:t>
-      </w:r>
-      <w:r>
-        <w:t xml:space="preserve"> som vid DNA-undersökningar visat sig ha flera olika former. Tajgataggsvamp är globalt rödlistad som sårbar (VU) vilket innebär att Sverige har ett internationellt ansvar för arten (IUCN, 2025; SLU Artdatabanken, 2024; Nitare &amp; Skogsstyrelsen, 2019).</w:t>
-      </w:r>
-    </w:p>
-    <w:p>
-      <w:r>
-        <w:rPr>
-          <w:b/>
-        </w:rPr>
-        <w:t xml:space="preserve">Tallticka (NT) </w:t>
-      </w:r>
-      <w:r>
-        <w:t>uppträder först på tallar som är 100–150 år gamla men är vanligast på träd som är runt 150–200 år eller äldre. I skogslandskapet är den främst knuten till tallnaturskogar och restbiotoper med biologiskt gamla träd och signalerar vanligtvis skyddsvärda tallbestånd med höga naturvärden (SLU Artdatabanken, 2023; Nitare &amp; Skogsstyrelsen, 2019).</w:t>
-      </w:r>
-    </w:p>
-    <w:p>
-      <w:r>
-        <w:rPr>
-          <w:b/>
-        </w:rPr>
-        <w:t xml:space="preserve">Vaddporing (NT) </w:t>
-      </w:r>
-      <w:r>
-        <w:t>är en brunrötande vednedbrytare som hittas på undersidan av liggande murken tallved i olika former. Substratet utgörs framför allt av den typ av hård, kådimpregnerad och ofta kolad tallved som skapas i brandpräglad skog. Vedtypen nybildas i mycket liten omfattning och det är sannolikt att arten upplever en utdöendeskuld. För att garantera artens fortlevnad bör man både säkra att artens växtplatser hålls intakta samt att långsiktigt säkerställa att ny ved tillkommer, allra helst i omedelbar anslutning till artens växtplatser. Skoglig gallring och annat uttag av virke innebär ett hot mot arten (SLU Artdatabanken, 2024).</w:t>
-      </w:r>
-    </w:p>
-    <w:p>
-      <w:r>
-        <w:rPr>
-          <w:b/>
-        </w:rPr>
-        <w:t>Vedflamlav (NT)</w:t>
-      </w:r>
-      <w:r>
-        <w:t xml:space="preserve"> växer på gammal hård och torr, exponerad kärnved av tall, främst på högstubbar i ljusöppna lägen, t.ex. vid och på myrar, sjökanter, i glesa hällmarkskogar och i brandpräglade tallnaturskogar. Substratet nyskapas i begränsad omfattning och arten är en utmärkt indikator på höga naturvärden i denna skogstyp. Tall- och barrblandskogar med naturskogskaraktär och spår av bränder har ofta höga biologiska värden och bör skyddas (SLU Artdatabanken, 2024).</w:t>
-      </w:r>
-    </w:p>
-    <w:p>
-      <w:r>
-        <w:rPr>
-          <w:b/>
-        </w:rPr>
-        <w:t>Vedskivlav (NT)</w:t>
-      </w:r>
-      <w:r>
-        <w:t xml:space="preserve"> växer på gammal, torr, exponerad, hård kärnved av framförallt tall i naturskogsartade bestånd. Avverkning av tallskog av naturskogskaraktär med spår av återkommande bränder är ett hot. Mängden lämplig ved att växa på för vedskivlav minskar, dels på grund av naturlig nedbrytning men framförallt på grund av att de förstörs i samband med slutavverkningar, gallringar och markberedning. Tall- och blandbarrskogar av naturskogskaraktär med spår av återkommande bränder bör skyddas (SLU Artdatabanken, 2024).</w:t>
+        <w:t>Vi förväntar oss att ni återkommer med ett skriftligt svar på vårt klagomål och även beskriver vilka korrigerande åtgärder ni satt in för att rätta till identifierade brister i er efterlevnad av den svenska FSC standarden.</w:t>
       </w:r>
     </w:p>
     <w:p>
@@ -513,12 +239,456 @@
         <w:pStyle w:val="Heading1"/>
       </w:pPr>
       <w:r>
-        <w:t>Fridlysta arter</w:t>
+        <w:t>Naturvårdsarter och fridlysta arter</w:t>
       </w:r>
     </w:p>
     <w:p>
       <w:r>
-        <w:t>Följande fridlysta arter har sina livsmiljöer och växtplatser i den avverkningsanmälda skogen: utter (NT, §4a).</w:t>
+        <w:t>Nedan följer beskrivningar av de naturvårdsarter och fridlysta arter som har sina livsmiljöer och växtplatser i den avverkningsanmälda skogen. De påträffade naturvårdsarterna är ett tydligt kvitto på att det rör sig om en skog med höga naturvärden.</w:t>
+      </w:r>
+    </w:p>
+    <w:p>
+      <w:r>
+        <w:rPr>
+          <w:b/>
+        </w:rPr>
+        <w:t>Garnlav (VU)</w:t>
+      </w:r>
+      <w:r>
+        <w:t xml:space="preserve"> är en utpräglad barrskogsart som ibland kan drapera träden i norrländska grannaturskogar med hög luftfuktighet. Den förekommer även i talldominerade bestånd där den, förutom i trädens grenverk, påträffas hängande över ojämnheter i tallbarken. Arten har minskat starkt i södra och mellersta Sverige och den minskar även i sitt nordliga utbredningsområde. Minskningstakten uppgår till 30 (20–50) % inom 50 år och överstiger gränsvärdet för Sårbar (VU). Orsaken till tillbakagången beror främst på slutavverkningar av naturskogsartade skogar. Bestånd med riklig förekomst bör regelmässigt sparas, vilket även gynnar flera andra sällsynta och rödlistade arter. Garnlav är värdväxt för den mycket sällsynta och akut hotade fjärilen barrskogslavfly (CR) som hör hemma i boreala barrskogar med riklig förekomst av värdväxten. Tidigare kunde arten konstateras årligen på flera platser vid Dala-Floda i Dalarna innan lokalerna kalavverkades. Senaste fyndet i landet av barrskogslavfly är från år 2000 då den påträffades vid Högberget i Sollefteå kommun. Garnlav är typisk art för </w:t>
+      </w:r>
+      <w:r>
+        <w:rPr>
+          <w:i/>
+        </w:rPr>
+        <w:t xml:space="preserve">9010 Taiga </w:t>
+      </w:r>
+      <w:r>
+        <w:t>och</w:t>
+      </w:r>
+      <w:r>
+        <w:rPr>
+          <w:i/>
+        </w:rPr>
+        <w:t xml:space="preserve"> 9070 Trädklädd betesmark</w:t>
+      </w:r>
+      <w:r>
+        <w:t xml:space="preserve"> (SLU Artdatabanken, 2026).</w:t>
+      </w:r>
+    </w:p>
+    <w:p>
+      <w:r>
+        <w:rPr>
+          <w:b/>
+        </w:rPr>
+        <w:t>Gräddporing (VU)</w:t>
+      </w:r>
+      <w:r>
+        <w:t xml:space="preserve"> växer nästan enbart i urskogsartad barrskog på gamla, kraftigt murkna, grova och mossbelupna tallågor i något fuktiga och skuggiga lägen. Arten är placerad högst upp i Skogsstyrelsens värdepyramid för bedömning av skog med höga naturvärden och indikerar gamla och relativt orörda tallnaturskogar med höga naturvärden där det under låg tid kontinuerligt funnits inslag av grova tallågor. För att på sikt hejda artens vikande trend behöver merparten av gräddporingens nu kända växtplatser undantas från skogsbruk. Gräddporing är typisk art för </w:t>
+      </w:r>
+      <w:r>
+        <w:rPr>
+          <w:i/>
+        </w:rPr>
+        <w:t>9010 Taiga</w:t>
+      </w:r>
+      <w:r>
+        <w:t xml:space="preserve"> (SLU Artdatabanken, 2024; Nitare &amp; Skogsstyrelsen, 2019).</w:t>
+      </w:r>
+    </w:p>
+    <w:p>
+      <w:r>
+        <w:rPr>
+          <w:b/>
+        </w:rPr>
+        <w:t>Gränsticka (VU)</w:t>
+      </w:r>
+      <w:r>
+        <w:t xml:space="preserve"> är en mycket bra signalart inom hela sitt utbredningsområde. Den är huvudsakligen knuten till restbestånd av barrnaturskog och förekommer med ett tydligt optimum i orörda eller måttligt påverkade gamla granskogar där det föreligger långvarig kontinuitet av grov död ved. Den totala populationen bedöms ha minskat och fortsätter att minska i takt med att grankontinuitetsskogar (äldre tidigare icke kalavverkade skogar) minskar i areal. Minskningstakten överstiger gränsvärdet för sårbar (VU). Lokaler som hyser arten bör undantas från skogsbruk, speciellt i mellersta och södra Sverige. Gränsticka är typisk art för </w:t>
+      </w:r>
+      <w:r>
+        <w:rPr>
+          <w:i/>
+        </w:rPr>
+        <w:t>9010 Taiga</w:t>
+      </w:r>
+      <w:r>
+        <w:t xml:space="preserve"> (SLU Artdatabanken, 2026; Nitare &amp; Skogsstyrelsen, 2019).</w:t>
+      </w:r>
+    </w:p>
+    <w:p>
+      <w:r>
+        <w:rPr>
+          <w:b/>
+        </w:rPr>
+        <w:t xml:space="preserve">Skrovlig taggsvamp (VU) </w:t>
+      </w:r>
+      <w:r>
+        <w:t>bildar mykorrhiza med tall i äldre tallskog, framför allt på tallhed. Den växer huvudsakligen i äldre barrskog som hotas av slutavverkning. Genom att äldre barrskogar och naturskogar blir allt sällsyntare, missgynnas arten av skogsbruk. Arten ingår i ett åtgärdsprogram för hotade arter (ÅGP) och en långsiktig tillgång till svampens värdträd behöver säkras genom att växtplatserna undantas från avverkning. Skrovlig taggsvamp är globalt rödlistad som nära hotad (NT) vilket innebär att Sverige har ett internationellt ansvar för arten (IUCN, 2025; SLU Artdatabanken, 2026; Nitare, 2006).</w:t>
+      </w:r>
+    </w:p>
+    <w:p>
+      <w:r>
+        <w:rPr>
+          <w:b/>
+        </w:rPr>
+        <w:t>Smalfotad taggsvamp (VU)</w:t>
+      </w:r>
+      <w:r>
+        <w:t>, rödlistad som sårbar, växer på marken under lågor eller fallna stubbar i brandpräglad torr tallskog med lång kontinuitet. Arten är starkt associerad till kolad ved från tallar som sannolikt varit med om flera historiska skogsbränder. Detta är en process som kan ta många hundra år och det tar således mycket lång tid att återskapa lämpliga substrat. Smalfotad taggsvamp är placerad i toppen av Skogsstyrelsens värdepyramid för bedömning av skog med höga naturvärden samt globalt rödlistad som sårbar (VU) vilket innebär att Sverige har ett internationellt ansvar för arten (IUCN Redlist, 2024; Nitare &amp; Skogsstyrelsen, 2019; SLU Artdatabanken, 2024).</w:t>
+      </w:r>
+    </w:p>
+    <w:p>
+      <w:r>
+        <w:rPr>
+          <w:b/>
+        </w:rPr>
+        <w:t>Spadskinn (VU)</w:t>
+      </w:r>
+      <w:r>
+        <w:t xml:space="preserve"> är knuten till tallskogar med höga naturvärden och artens potentiella miljöer har minskat kraftigt och fortsätter att minska eftersom äldre sandtallskogar avverkas. Mykorrhiza-arter och andra marklevande svampar påverkas starkt negativt av slutavverkning då alla träd avlägsnas. Spadskinn är globalt rödlistad som sårbar (VU) vilket innebär att Sverige har ett internationellt ansvar för arten. Fler områden där arten förekommer behöver skyddas (SLU Artdatabanken, 2024; Nitare &amp; Skogsstyrelsen, 2019; IUCN, 2019).</w:t>
+      </w:r>
+    </w:p>
+    <w:p>
+      <w:r>
+        <w:rPr>
+          <w:b/>
+        </w:rPr>
+        <w:t xml:space="preserve">Tajgataggsvamp (VU) </w:t>
+      </w:r>
+      <w:r>
+        <w:t xml:space="preserve">är en sällsynt art som bildar mykorrhiza med tall och växer på marken under gamla tallågor, stubbar och även grenar av tall i brandpräglad torr tallskog på mager sandig mark med lång kontinuitet. Den är placerad högst upp i Skogsstyrelsens värdepyramid för bedömning av skog med höga naturvärden och flertalet växtplatser bör skyddas långsiktigt genom att öka arealen skyddad, brandpräglad, mager tallskog med trädkontinuitet. Troligtvis sammanblandas arten då och då med svartvit taggsvamp </w:t>
+      </w:r>
+      <w:r>
+        <w:rPr>
+          <w:i/>
+        </w:rPr>
+        <w:t>Phellodon connatus</w:t>
+      </w:r>
+      <w:r>
+        <w:t xml:space="preserve"> som vid DNA-undersökningar visat sig ha flera olika former. Tajgataggsvamp är globalt rödlistad som sårbar (VU) vilket innebär att Sverige har ett internationellt ansvar för arten (IUCN, 2025; SLU Artdatabanken, 2024; Nitare &amp; Skogsstyrelsen, 2019).</w:t>
+      </w:r>
+    </w:p>
+    <w:p>
+      <w:r>
+        <w:rPr>
+          <w:b/>
+        </w:rPr>
+        <w:t>Blanksvart spiklav (NT)</w:t>
+      </w:r>
+      <w:r>
+        <w:t xml:space="preserve"> förekommer på torr, hård, gammal kärnved men även på äldre ytved av tall i naturskogsartade bestånd med begränsad brandpåverkan och ostörd hydrologi. Skogsbruksåtgärder på eller i närheten av lokaler med blanksvart spiklav utgör ett hot. Naturskogsartade öppna tall- och barrblandskogar med blanksvart spiklav indikerar höga biologiska värden och bör bevaras (SLU Artdatabanken, 2024).</w:t>
+      </w:r>
+    </w:p>
+    <w:p>
+      <w:r>
+        <w:rPr>
+          <w:b/>
+        </w:rPr>
+        <w:t xml:space="preserve">Blå taggsvamp (NT) </w:t>
+      </w:r>
+      <w:r>
+        <w:t xml:space="preserve">är en karaktärsart i såväl örtrika kalkbarrskogar som i torra sandtallskogar där det föreligger gammal skog med långvarig trädkontinuitet. Är sällsynt och mycket kravfull i södra och mellersta Sverige. Den hotas främst av skogsavverkning och tycks försvinna efter slutavverkning, markberedning och plantering. I kalkgranskogar verkar arten vara mycket känslig. Granskogar med arten bör formellt skydddas. Blå taggsvamp (NT) är typisk art för </w:t>
+      </w:r>
+      <w:r>
+        <w:rPr>
+          <w:i/>
+        </w:rPr>
+        <w:t>9010 Taiga</w:t>
+      </w:r>
+      <w:r>
+        <w:t xml:space="preserve"> (SLU Artdatabanken, 2024; Nitare &amp; Skogsstyrelsen, 2019).</w:t>
+      </w:r>
+    </w:p>
+    <w:p>
+      <w:r>
+        <w:rPr>
+          <w:b/>
+        </w:rPr>
+        <w:t>Blågrå svartspik (NT)</w:t>
+      </w:r>
+      <w:r>
+        <w:t xml:space="preserve"> växer på torr, hård ved av gamla, solbelysta torrakor, högstubbar av tall och grova döda grenar på levande tallar i öppna bestånd av naturskogskaraktär. Nästan alltid rör det sig om tjärrika torrträd och högstubbar (töreved, keloträd) som kan vara en bra bit över hundra år, i vissa fall sannolikt hundratals år gamla. Skogsbruk är idag det allvarligaste hotet. Ett långsiktigt hot är att nybildningen av gamla torrakor och högstubbar är en långsam process vilken ofta är beroende av skogsbrand. Nytt substrat bildas numera sannolikt nästan inte alls då antalet naturliga skogsbränder har minskat drastiskt på grund av effektivare brandbekämpning. Döda träd som lämnas efter avverkning är inte lämpliga för arten, eftersom dessa träd inte varit utsatta för skogsbrand och bildat tjärrik ved. Skogsbruksåtgärder på eller i närheten av växtplatserna bör undvikas. Naturskogsartade skogar med förekomst av arten indikerar höga biologiska värden och bör bevaras. Blågrå svartspik har en mycket begränsad utbredning utanför de nordiska länderna varför dessa länder har ett speciellt ansvar för arten (SLU Artdatabanken, 2024).</w:t>
+      </w:r>
+    </w:p>
+    <w:p>
+      <w:r>
+        <w:rPr>
+          <w:b/>
+        </w:rPr>
+        <w:t>Dropptaggsvamp (NT)</w:t>
+      </w:r>
+      <w:r>
+        <w:t xml:space="preserve"> bildar mykorrhiza med tall, främst i barrskog med trädkontinuitet, i magra, torra och ljusöppna lavtallskogar och i barrblandskogar med friskmossor och lingon i fältskiktet. Den totala populationen i landet har minskat och bedöms fortsätta minska till följd av slutavverkningar av tallskog. Det är högst oklart om arten långsiktigt kan etablera och reproducera sig i skogsbestånd som brukas med trakthyggesmetoder, markberedning, gödsling eller föryngring med förädlat plantmaterial. Uppfyller kriterierna för att bli rödlistad på grund av ny kunskap som visar att en större andel av populationen än tidigare bedömt är knuten till kontinuitetsbarrskog. Minskningstakten för den svenska populationen bedöms vara nära gränsvärdet för Sårbar (VU). Dropptaggsvamp är typisk art för </w:t>
+      </w:r>
+      <w:r>
+        <w:rPr>
+          <w:i/>
+        </w:rPr>
+        <w:t xml:space="preserve">9010 Taiga </w:t>
+      </w:r>
+      <w:r>
+        <w:t>(SLU Artdatabanken, 2026).</w:t>
+      </w:r>
+    </w:p>
+    <w:p>
+      <w:r>
+        <w:rPr>
+          <w:b/>
+        </w:rPr>
+        <w:t>Dvärgbägarlav (NT)</w:t>
+      </w:r>
+      <w:r>
+        <w:t xml:space="preserve"> förekommer över hela Sverige på gammal hård ved, huvudsakligen på tall men i södra Sverige även på ek. Veden utgörs framförallt av grova stubbar, lågor och grenar. Substratet har blivit sällsyntare och nybildning av substrat sker bara i begränsad omfattning. Arten hotas av att grova lågor blir allt sällsyntare i dagens kulturskogar samt att nybildningen av lämpliga substrat går mycket långsamt. En riklig tillgång på gamla tall- eller eklågor måste säkerställas på artens lokaler. Dvärgbägarlav är typisk art för </w:t>
+      </w:r>
+      <w:r>
+        <w:rPr>
+          <w:i/>
+        </w:rPr>
+        <w:t>9010 Taiga</w:t>
+      </w:r>
+      <w:r>
+        <w:t xml:space="preserve"> (SLU Artdatabanken, 2024; Nitare &amp; Skogsstyrelsen, 2019).</w:t>
+      </w:r>
+    </w:p>
+    <w:p>
+      <w:r>
+        <w:rPr>
+          <w:b/>
+        </w:rPr>
+        <w:t>Kolflarnlav (NT)</w:t>
+      </w:r>
+      <w:r>
+        <w:t xml:space="preserve"> är brandberoende och växer nästan uteslutande på kolad hård kärnved av tall. Etableringen verkar ske först 100–300 år efter brand och nytt substrat nybildas i mycket begränsad omfattning. Avverkning av tallskog av naturskogskaraktär med spår av återkommande bränder är ett hot och mängden lämplig ved att växa på för arten minskar dels på grund av naturlig nedbrytning men framförallt på grund av att det förstörs i samband med slutavverkningar, gallringar och markberedning. Såväl kolflarnlav som mörk kolflarnlav har glänsande bålfjäll och förekommer främst i tall- och blandbarrskogar av naturskogskaraktär med spår av återkommande bränder. Skogar som dessa hyser höga biologiska värden och bör skyddas. Kolflarnlav är typisk art för </w:t>
+      </w:r>
+      <w:r>
+        <w:rPr>
+          <w:i/>
+        </w:rPr>
+        <w:t>9010 Taiga</w:t>
+      </w:r>
+      <w:r>
+        <w:t xml:space="preserve"> (SLU Artdatabanken, 2024).</w:t>
+      </w:r>
+    </w:p>
+    <w:p>
+      <w:r>
+        <w:rPr>
+          <w:b/>
+        </w:rPr>
+        <w:t xml:space="preserve">Motaggsvamp (NT) </w:t>
+      </w:r>
+      <w:r>
+        <w:t xml:space="preserve">bildar mykorrhiza med tall i tallskog och hittas huvudsakligen i äldre, glesare skogsbestånd och hällmarksimpediment. Arten hotas främst av skogsavverkning och tycks försvinna efter slutavverkning, markberedning och plantering. Motaggsvamp är typisk art för </w:t>
+      </w:r>
+      <w:r>
+        <w:rPr>
+          <w:i/>
+        </w:rPr>
+        <w:t>9010 Taiga</w:t>
+      </w:r>
+      <w:r>
+        <w:t xml:space="preserve"> (SLU Artdatabanken, 2024).</w:t>
+      </w:r>
+    </w:p>
+    <w:p>
+      <w:r>
+        <w:rPr>
+          <w:b/>
+        </w:rPr>
+        <w:t>Mörk kolflarnlav (NT)</w:t>
+      </w:r>
+      <w:r>
+        <w:t xml:space="preserve"> är brandberoende och växer nästan uteslutande på kolad hård kärnved av tall. Arten förekommer främst i glesa, öppna tall- och blandbarrskogar av naturskogskaraktär och etableringen verkar ske sent efter brand, kanske först efter 100–300 år. Mörk kolflarnlav indikerar skog med höga naturvärden och vanligast är att den påträffas på rester av nedbrunna torrakor och högstubbar och lågstubbar som är så grova att hela innandömet är urbränt. Tall- och blandbarrskogar av naturskogskaraktär med spår av återkommande bränder hyser höga biologiska värden och bör skyddas (SLU Artdatabanken, 2024).</w:t>
+      </w:r>
+    </w:p>
+    <w:p>
+      <w:r>
+        <w:rPr>
+          <w:b/>
+        </w:rPr>
+        <w:t>Nordtagging (NT)</w:t>
+      </w:r>
+      <w:r>
+        <w:t xml:space="preserve"> växer främst på tallågor av grövre dimensioner och påträffas huvudsakligen i äldre skog som inte kalavverkats. Nordtaggingen missgynnas av att områden med äldre tallskog har minskat starkt. Bekämpning av skogsbränder, samtidigt som skogsbruket omvandlar naturligt glesa tallbestånd till likartade och betydligt tätare bestånd, har missgynnat arten. Bristen på gamla tallågor utgör på sikt ett allvarligt hot och återskapandet av lämpliga biotoper tar mycket lång tid. Områden med olikåldriga bestånd av tall och med stort inslag av äldre träd bör undantas från skoglig produktion (SLU Artdatabanken, 2024).</w:t>
+      </w:r>
+    </w:p>
+    <w:p>
+      <w:r>
+        <w:rPr>
+          <w:b/>
+        </w:rPr>
+        <w:t xml:space="preserve">Orange taggsvamp (NT) </w:t>
+      </w:r>
+      <w:r>
+        <w:t xml:space="preserve">bildar mykorrhiza med både gran och tall och den förekommer främst i äldre barrskogar med kontinuitetsskogskaraktär. Mest frekvent är den i äldre mossrik granskog, men då bara i skogar inom granens naturliga utbredningsområde och i bestånd med långvarig grankontinuitet. Den totala populationen i landet bedöms ha minskat kraftigt och fortsatt kommer att minska då arten är knuten till en produktiv skogsmiljö som successivt avverkas. Arten hotas främst av skogsavverkning och tycks försvinna efter slutavverkning, markberedning och plantering och det är inte känt att arten har återkommit i anlagd skog på tidigare kalmark. Orange taggsvamp är typisk art för </w:t>
+      </w:r>
+      <w:r>
+        <w:rPr>
+          <w:i/>
+        </w:rPr>
+        <w:t>9010 Taiga</w:t>
+      </w:r>
+      <w:r>
+        <w:t xml:space="preserve"> (SLU Artdatabanken, 2024).</w:t>
+      </w:r>
+    </w:p>
+    <w:p>
+      <w:r>
+        <w:rPr>
+          <w:b/>
+        </w:rPr>
+        <w:t>Reliktbock (NT)</w:t>
+      </w:r>
+      <w:r>
+        <w:t xml:space="preserve"> är en skalbagge vars larvutveckling sker i tjock, solexponerad skorpbark på gamla, levande tallar. Ofta i träd som under längre tid stått fritt och öppet, t.ex. i kantzoner i odlingslandskap, längs stränder och åsar, men också i gles, gammal tallskog på mager mark. Arten är brandgynnad genom att omgivande småträd och buskar försvinner vid lågintensiva bränder samtidigt som gamla tallar överlever och förblir solexponerade. Minskningstakten för den svenska populationen bedöms vara nära gränsvärdet för Sårbar (VU) och i den europeiska rödlistan är reliktbock rödlistad som Sårbar (VU) vilket innebär att Sverige har ett internationellt ansvar för arten. Gamla tallskogar bör få ett långsiktigt skydd, och inte slutavverkas. Reliktbock är typisk art för </w:t>
+      </w:r>
+      <w:r>
+        <w:rPr>
+          <w:i/>
+        </w:rPr>
+        <w:t>9010 Taiga</w:t>
+      </w:r>
+      <w:r>
+        <w:t xml:space="preserve"> och</w:t>
+      </w:r>
+      <w:r>
+        <w:rPr>
+          <w:i/>
+        </w:rPr>
+        <w:t xml:space="preserve"> 9060 Åsbarrskog</w:t>
+      </w:r>
+      <w:r>
+        <w:t xml:space="preserve"> (SLU Artdatabanken, 2024; IUCN, 2016).</w:t>
+      </w:r>
+    </w:p>
+    <w:p>
+      <w:r>
+        <w:rPr>
+          <w:b/>
+        </w:rPr>
+        <w:t>Talltagel (NT)</w:t>
+      </w:r>
+      <w:r>
+        <w:t xml:space="preserve"> är en boreal art som förekommer på tall i äldre, öppna tallskogar. Den påverkas negativt av brist på kontinuitetsskog och minskningstakten bedöms vara nära gränsvärdet för Sårbar (VU). Talltagel är typisk art för </w:t>
+      </w:r>
+      <w:r>
+        <w:rPr>
+          <w:i/>
+        </w:rPr>
+        <w:t>9010 Taiga</w:t>
+      </w:r>
+      <w:r>
+        <w:t xml:space="preserve"> (SLU Artdatabanken, 2026).</w:t>
+      </w:r>
+    </w:p>
+    <w:p>
+      <w:r>
+        <w:rPr>
+          <w:b/>
+        </w:rPr>
+        <w:t xml:space="preserve">Tallticka (NT) </w:t>
+      </w:r>
+      <w:r>
+        <w:t xml:space="preserve">uppträder först på tallar som är 100–150 år gamla men är vanligast på träd som är runt 150–200 år eller äldre. I skogslandskapet är den främst knuten till tallnaturskogar och restbiotoper med biologiskt gamla träd och signalerar vanligtvis skyddsvärda tallbestånd med höga naturvärden. Tallticka är typisk art för </w:t>
+      </w:r>
+      <w:r>
+        <w:rPr>
+          <w:i/>
+        </w:rPr>
+        <w:t xml:space="preserve">9010 Taiga </w:t>
+      </w:r>
+      <w:r>
+        <w:t xml:space="preserve">och </w:t>
+      </w:r>
+      <w:r>
+        <w:rPr>
+          <w:i/>
+        </w:rPr>
+        <w:t>9060 Åsbarrskog</w:t>
+      </w:r>
+      <w:r>
+        <w:t xml:space="preserve"> (SLU Artdatabanken, 2023; Nitare &amp; Skogsstyrelsen, 2019).</w:t>
+      </w:r>
+    </w:p>
+    <w:p>
+      <w:r>
+        <w:rPr>
+          <w:b/>
+        </w:rPr>
+        <w:t xml:space="preserve">Vaddporing (NT) </w:t>
+      </w:r>
+      <w:r>
+        <w:t>är en brunrötande vednedbrytare som hittas på undersidan av liggande murken tallved i olika former. Substratet utgörs framför allt av den typ av hård, kådimpregnerad och ofta kolad tallved som skapas i brandpräglad skog. Vedtypen nybildas i mycket liten omfattning och det är sannolikt att arten upplever en utdöendeskuld. För att garantera artens fortlevnad bör man både säkra att artens växtplatser hålls intakta samt att långsiktigt säkerställa att ny ved tillkommer, allra helst i omedelbar anslutning till artens växtplatser. Skoglig gallring och annat uttag av virke innebär ett hot mot arten (SLU Artdatabanken, 2024).</w:t>
+      </w:r>
+    </w:p>
+    <w:p>
+      <w:r>
+        <w:rPr>
+          <w:b/>
+        </w:rPr>
+        <w:t>Vedflamlav (NT)</w:t>
+      </w:r>
+      <w:r>
+        <w:t xml:space="preserve"> växer på gammal hård och torr, exponerad kärnved av tall, främst på högstubbar i ljusöppna lägen, t.ex. vid och på myrar, sjökanter, i glesa hällmarkskogar och i brandpräglade tallnaturskogar. Substratet nyskapas i begränsad omfattning och arten är en utmärkt indikator på höga naturvärden i denna skogstyp. Tall- och barrblandskogar med naturskogskaraktär och spår av bränder har ofta höga biologiska värden och bör skyddas. På vedflamlavens bål kan den sällsynta spiklaven/parasiten </w:t>
+      </w:r>
+      <w:r>
+        <w:rPr>
+          <w:i/>
+        </w:rPr>
+        <w:t>Calicium ramboldiicola</w:t>
+      </w:r>
+      <w:r>
+        <w:t xml:space="preserve"> (VU) påträffas (SLU Artdatabanken, 2026).</w:t>
+      </w:r>
+    </w:p>
+    <w:p>
+      <w:r>
+        <w:rPr>
+          <w:b/>
+        </w:rPr>
+        <w:t>Vedskivlav (NT)</w:t>
+      </w:r>
+      <w:r>
+        <w:t xml:space="preserve"> växer på gammal, torr, exponerad, hård kärnved av framförallt tall i naturskogsartade bestånd. Avverkning av tallskog av naturskogskaraktär med spår av återkommande bränder är ett hot. Mängden lämplig ved att växa på för vedskivlav minskar, dels på grund av naturlig nedbrytning men framförallt på grund av att de förstörs i samband med slutavverkningar, gallringar och markberedning. Tall- och blandbarrskogar av naturskogskaraktär med spår av återkommande bränder bör skyddas. Vedskivlav är typisk art för </w:t>
+      </w:r>
+      <w:r>
+        <w:rPr>
+          <w:i/>
+        </w:rPr>
+        <w:t>9010 Taiga</w:t>
+      </w:r>
+      <w:r>
+        <w:t xml:space="preserve"> (SLU Artdatabanken, 2024).</w:t>
+      </w:r>
+    </w:p>
+    <w:p>
+      <w:r>
+        <w:rPr>
+          <w:b/>
+        </w:rPr>
+        <w:t xml:space="preserve">Bollvitmossa </w:t>
+      </w:r>
+      <w:r>
+        <w:t xml:space="preserve">är en bra signalart inom hela sitt utbredningsområde. Vanligast är den i naturvårdsintressanta tallsumpskogar. Även gransumpskogar med bollvitmossa har normalt höga naturvärden. Arten indikerar skogsmark med stabila hydrologiska förhållanden och sannolikt även lång skoglig kontinuitet. Bollvitmossa är typisk art för </w:t>
+      </w:r>
+      <w:r>
+        <w:rPr>
+          <w:i/>
+        </w:rPr>
+        <w:t xml:space="preserve">9010 Taiga </w:t>
+      </w:r>
+      <w:r>
+        <w:t xml:space="preserve">och </w:t>
+      </w:r>
+      <w:r>
+        <w:rPr>
+          <w:i/>
+        </w:rPr>
+        <w:t xml:space="preserve">9740 Skogsbevuxen myr </w:t>
+      </w:r>
+      <w:r>
+        <w:t>(SLU Artdatabanken, 2025; Nitare &amp; Skogsstyrelsen, 2019).</w:t>
       </w:r>
     </w:p>
     <w:p>
@@ -619,7 +789,7 @@
         <w:rPr>
           <w:i/>
         </w:rPr>
-        <w:t>I det avverkningsanmälda skogsområdet har 25 rödlistade arter och signalarter påträffats. Detta ska jämföras med Skogsstyrelsens uppföljning 2017 av nyckelbiotoper som visade att man i genomsnitt hittar 20,6 olika rödlistade arter och signalarter i en nyckelbiotop (Wijk, S. 2017. Biologisk mångfald i nyckelbiotoper – Resultat från inventeringen “Uppföljning biologisk mångfald” 2009–2015. Rapport 4/2017 Skogsstyrelsen, Jönköping).</w:t>
+        <w:t>I det avverkningsanmälda skogsområdet har 24 rödlistade arter och signalarter påträffats. Detta ska jämföras med Skogsstyrelsens uppföljning 2017 av nyckelbiotoper som visade att man i genomsnitt hittar 20,6 olika rödlistade arter och signalarter i en nyckelbiotop (Wijk, S. 2017. Biologisk mångfald i nyckelbiotoper – Resultat från inventeringen “Uppföljning biologisk mångfald” 2009–2015. Rapport 4/2017 Skogsstyrelsen, Jönköping).</w:t>
       </w:r>
     </w:p>
     <w:p>
@@ -853,7 +1023,7 @@
 </file>
 
 <file path=word/endnotes.xml><?xml version="1.0" encoding="utf-8"?>
-<w:endnotes xmlns:wpc="http://schemas.microsoft.com/office/word/2010/wordprocessingCanvas" xmlns:cx="http://schemas.microsoft.com/office/drawing/2014/chartex" xmlns:cx1="http://schemas.microsoft.com/office/drawing/2015/9/8/chartex" xmlns:cx2="http://schemas.microsoft.com/office/drawing/2015/10/21/chartex" xmlns:cx3="http://schemas.microsoft.com/office/drawing/2016/5/9/chartex" xmlns:cx4="http://schemas.microsoft.com/office/drawing/2016/5/10/chartex" xmlns:cx5="http://schemas.microsoft.com/office/drawing/2016/5/11/chartex" xmlns:cx6="http://schemas.microsoft.com/office/drawing/2016/5/12/chartex" xmlns:cx7="http://schemas.microsoft.com/office/drawing/2016/5/13/chartex" xmlns:cx8="http://schemas.microsoft.com/office/drawing/2016/5/14/chartex" xmlns:mc="http://schemas.openxmlformats.org/markup-compatibility/2006" xmlns:aink="http://schemas.microsoft.com/office/drawing/2016/ink" xmlns:am3d="http://schemas.microsoft.com/office/drawing/2017/model3d" xmlns:o="urn:schemas-microsoft-com:office:office" xmlns:oel="http://schemas.microsoft.com/office/2019/extlst" xmlns:r="http://schemas.openxmlformats.org/officeDocument/2006/relationships" xmlns:m="http://schemas.openxmlformats.org/officeDocument/2006/math" xmlns:v="urn:schemas-microsoft-com:vml" xmlns:wp14="http://schemas.microsoft.com/office/word/2010/wordprocessingDrawing" xmlns:wp="http://schemas.openxmlformats.org/drawingml/2006/wordprocessingDrawing" xmlns:w10="urn:schemas-microsoft-com:office:word" xmlns:w="http://schemas.openxmlformats.org/wordprocessingml/2006/main" xmlns:w14="http://schemas.microsoft.com/office/word/2010/wordml" xmlns:w15="http://schemas.microsoft.com/office/word/2012/wordml" xmlns:w16cex="http://schemas.microsoft.com/office/word/2018/wordml/cex" xmlns:w16cid="http://schemas.microsoft.com/office/word/2016/wordml/cid" xmlns:w16="http://schemas.microsoft.com/office/word/2018/wordml" xmlns:w16sdtdh="http://schemas.microsoft.com/office/word/2020/wordml/sdtdatahash" xmlns:w16se="http://schemas.microsoft.com/office/word/2015/wordml/symex" xmlns:wpg="http://schemas.microsoft.com/office/word/2010/wordprocessingGroup" xmlns:wpi="http://schemas.microsoft.com/office/word/2010/wordprocessingInk" xmlns:wne="http://schemas.microsoft.com/office/word/2006/wordml" xmlns:wps="http://schemas.microsoft.com/office/word/2010/wordprocessingShape" mc:Ignorable="w14 w15 w16se w16cid w16 w16cex w16sdtdh wp14">
+<w:endnotes xmlns:wpc="http://schemas.microsoft.com/office/word/2010/wordprocessingCanvas" xmlns:cx="http://schemas.microsoft.com/office/drawing/2014/chartex" xmlns:cx1="http://schemas.microsoft.com/office/drawing/2015/9/8/chartex" xmlns:cx2="http://schemas.microsoft.com/office/drawing/2015/10/21/chartex" xmlns:cx3="http://schemas.microsoft.com/office/drawing/2016/5/9/chartex" xmlns:cx4="http://schemas.microsoft.com/office/drawing/2016/5/10/chartex" xmlns:cx5="http://schemas.microsoft.com/office/drawing/2016/5/11/chartex" xmlns:cx6="http://schemas.microsoft.com/office/drawing/2016/5/12/chartex" xmlns:cx7="http://schemas.microsoft.com/office/drawing/2016/5/13/chartex" xmlns:cx8="http://schemas.microsoft.com/office/drawing/2016/5/14/chartex" xmlns:mc="http://schemas.openxmlformats.org/markup-compatibility/2006" xmlns:aink="http://schemas.microsoft.com/office/drawing/2016/ink" xmlns:am3d="http://schemas.microsoft.com/office/drawing/2017/model3d" xmlns:o="urn:schemas-microsoft-com:office:office" xmlns:oel="http://schemas.microsoft.com/office/2019/extlst" xmlns:r="http://schemas.openxmlformats.org/officeDocument/2006/relationships" xmlns:m="http://schemas.openxmlformats.org/officeDocument/2006/math" xmlns:v="urn:schemas-microsoft-com:vml" xmlns:wp14="http://schemas.microsoft.com/office/word/2010/wordprocessingDrawing" xmlns:wp="http://schemas.openxmlformats.org/drawingml/2006/wordprocessingDrawing" xmlns:w10="urn:schemas-microsoft-com:office:word" xmlns:w="http://schemas.openxmlformats.org/wordprocessingml/2006/main" xmlns:w14="http://schemas.microsoft.com/office/word/2010/wordml" xmlns:w15="http://schemas.microsoft.com/office/word/2012/wordml" xmlns:w16cex="http://schemas.microsoft.com/office/word/2018/wordml/cex" xmlns:w16cid="http://schemas.microsoft.com/office/word/2016/wordml/cid" xmlns:w16="http://schemas.microsoft.com/office/word/2018/wordml" xmlns:w16du="http://schemas.microsoft.com/office/word/2023/wordml/word16du" xmlns:w16sdtdh="http://schemas.microsoft.com/office/word/2020/wordml/sdtdatahash" xmlns:w16sdtfl="http://schemas.microsoft.com/office/word/2024/wordml/sdtformatlock" xmlns:w16se="http://schemas.microsoft.com/office/word/2015/wordml/symex" xmlns:wpg="http://schemas.microsoft.com/office/word/2010/wordprocessingGroup" xmlns:wpi="http://schemas.microsoft.com/office/word/2010/wordprocessingInk" xmlns:wne="http://schemas.microsoft.com/office/word/2006/wordml" xmlns:wps="http://schemas.microsoft.com/office/word/2010/wordprocessingShape" mc:Ignorable="w14 w15 w16se w16cid w16 w16cex w16sdtdh w16sdtfl w16du wp14">
   <w:endnote w:type="separator" w:id="-1">
     <w:p>
       <w:pPr>
@@ -878,7 +1048,7 @@
 </file>
 
 <file path=word/footer1.xml><?xml version="1.0" encoding="utf-8"?>
-<w:ftr xmlns:wpc="http://schemas.microsoft.com/office/word/2010/wordprocessingCanvas" xmlns:cx="http://schemas.microsoft.com/office/drawing/2014/chartex" xmlns:cx1="http://schemas.microsoft.com/office/drawing/2015/9/8/chartex" xmlns:cx2="http://schemas.microsoft.com/office/drawing/2015/10/21/chartex" xmlns:cx3="http://schemas.microsoft.com/office/drawing/2016/5/9/chartex" xmlns:cx4="http://schemas.microsoft.com/office/drawing/2016/5/10/chartex" xmlns:cx5="http://schemas.microsoft.com/office/drawing/2016/5/11/chartex" xmlns:cx6="http://schemas.microsoft.com/office/drawing/2016/5/12/chartex" xmlns:cx7="http://schemas.microsoft.com/office/drawing/2016/5/13/chartex" xmlns:cx8="http://schemas.microsoft.com/office/drawing/2016/5/14/chartex" xmlns:mc="http://schemas.openxmlformats.org/markup-compatibility/2006" xmlns:aink="http://schemas.microsoft.com/office/drawing/2016/ink" xmlns:am3d="http://schemas.microsoft.com/office/drawing/2017/model3d" xmlns:o="urn:schemas-microsoft-com:office:office" xmlns:oel="http://schemas.microsoft.com/office/2019/extlst" xmlns:r="http://schemas.openxmlformats.org/officeDocument/2006/relationships" xmlns:m="http://schemas.openxmlformats.org/officeDocument/2006/math" xmlns:v="urn:schemas-microsoft-com:vml" xmlns:wp14="http://schemas.microsoft.com/office/word/2010/wordprocessingDrawing" xmlns:wp="http://schemas.openxmlformats.org/drawingml/2006/wordprocessingDrawing" xmlns:w10="urn:schemas-microsoft-com:office:word" xmlns:w="http://schemas.openxmlformats.org/wordprocessingml/2006/main" xmlns:w14="http://schemas.microsoft.com/office/word/2010/wordml" xmlns:w15="http://schemas.microsoft.com/office/word/2012/wordml" xmlns:w16cex="http://schemas.microsoft.com/office/word/2018/wordml/cex" xmlns:w16cid="http://schemas.microsoft.com/office/word/2016/wordml/cid" xmlns:w16="http://schemas.microsoft.com/office/word/2018/wordml" xmlns:w16sdtdh="http://schemas.microsoft.com/office/word/2020/wordml/sdtdatahash" xmlns:w16se="http://schemas.microsoft.com/office/word/2015/wordml/symex" xmlns:wpg="http://schemas.microsoft.com/office/word/2010/wordprocessingGroup" xmlns:wpi="http://schemas.microsoft.com/office/word/2010/wordprocessingInk" xmlns:wne="http://schemas.microsoft.com/office/word/2006/wordml" xmlns:wps="http://schemas.microsoft.com/office/word/2010/wordprocessingShape" mc:Ignorable="w14 w15 w16se w16cid w16 w16cex w16sdtdh wp14">
+<w:ftr xmlns:wpc="http://schemas.microsoft.com/office/word/2010/wordprocessingCanvas" xmlns:cx="http://schemas.microsoft.com/office/drawing/2014/chartex" xmlns:cx1="http://schemas.microsoft.com/office/drawing/2015/9/8/chartex" xmlns:cx2="http://schemas.microsoft.com/office/drawing/2015/10/21/chartex" xmlns:cx3="http://schemas.microsoft.com/office/drawing/2016/5/9/chartex" xmlns:cx4="http://schemas.microsoft.com/office/drawing/2016/5/10/chartex" xmlns:cx5="http://schemas.microsoft.com/office/drawing/2016/5/11/chartex" xmlns:cx6="http://schemas.microsoft.com/office/drawing/2016/5/12/chartex" xmlns:cx7="http://schemas.microsoft.com/office/drawing/2016/5/13/chartex" xmlns:cx8="http://schemas.microsoft.com/office/drawing/2016/5/14/chartex" xmlns:mc="http://schemas.openxmlformats.org/markup-compatibility/2006" xmlns:aink="http://schemas.microsoft.com/office/drawing/2016/ink" xmlns:am3d="http://schemas.microsoft.com/office/drawing/2017/model3d" xmlns:o="urn:schemas-microsoft-com:office:office" xmlns:oel="http://schemas.microsoft.com/office/2019/extlst" xmlns:r="http://schemas.openxmlformats.org/officeDocument/2006/relationships" xmlns:m="http://schemas.openxmlformats.org/officeDocument/2006/math" xmlns:v="urn:schemas-microsoft-com:vml" xmlns:wp14="http://schemas.microsoft.com/office/word/2010/wordprocessingDrawing" xmlns:wp="http://schemas.openxmlformats.org/drawingml/2006/wordprocessingDrawing" xmlns:w10="urn:schemas-microsoft-com:office:word" xmlns:w="http://schemas.openxmlformats.org/wordprocessingml/2006/main" xmlns:w14="http://schemas.microsoft.com/office/word/2010/wordml" xmlns:w15="http://schemas.microsoft.com/office/word/2012/wordml" xmlns:w16cex="http://schemas.microsoft.com/office/word/2018/wordml/cex" xmlns:w16cid="http://schemas.microsoft.com/office/word/2016/wordml/cid" xmlns:w16="http://schemas.microsoft.com/office/word/2018/wordml" xmlns:w16du="http://schemas.microsoft.com/office/word/2023/wordml/word16du" xmlns:w16sdtdh="http://schemas.microsoft.com/office/word/2020/wordml/sdtdatahash" xmlns:w16sdtfl="http://schemas.microsoft.com/office/word/2024/wordml/sdtformatlock" xmlns:w16se="http://schemas.microsoft.com/office/word/2015/wordml/symex" xmlns:wpg="http://schemas.microsoft.com/office/word/2010/wordprocessingGroup" xmlns:wpi="http://schemas.microsoft.com/office/word/2010/wordprocessingInk" xmlns:wne="http://schemas.microsoft.com/office/word/2006/wordml" xmlns:wps="http://schemas.microsoft.com/office/word/2010/wordprocessingShape" mc:Ignorable="w14 w15 w16se w16cid w16 w16cex w16sdtdh w16sdtfl w16du wp14">
   <w:p>
     <w:pPr>
       <w:pStyle w:val="Footer"/>
@@ -888,7 +1058,7 @@
 </file>
 
 <file path=word/footer2.xml><?xml version="1.0" encoding="utf-8"?>
-<w:ftr xmlns:wpc="http://schemas.microsoft.com/office/word/2010/wordprocessingCanvas" xmlns:cx="http://schemas.microsoft.com/office/drawing/2014/chartex" xmlns:cx1="http://schemas.microsoft.com/office/drawing/2015/9/8/chartex" xmlns:cx2="http://schemas.microsoft.com/office/drawing/2015/10/21/chartex" xmlns:cx3="http://schemas.microsoft.com/office/drawing/2016/5/9/chartex" xmlns:cx4="http://schemas.microsoft.com/office/drawing/2016/5/10/chartex" xmlns:cx5="http://schemas.microsoft.com/office/drawing/2016/5/11/chartex" xmlns:cx6="http://schemas.microsoft.com/office/drawing/2016/5/12/chartex" xmlns:cx7="http://schemas.microsoft.com/office/drawing/2016/5/13/chartex" xmlns:cx8="http://schemas.microsoft.com/office/drawing/2016/5/14/chartex" xmlns:mc="http://schemas.openxmlformats.org/markup-compatibility/2006" xmlns:aink="http://schemas.microsoft.com/office/drawing/2016/ink" xmlns:am3d="http://schemas.microsoft.com/office/drawing/2017/model3d" xmlns:o="urn:schemas-microsoft-com:office:office" xmlns:oel="http://schemas.microsoft.com/office/2019/extlst" xmlns:r="http://schemas.openxmlformats.org/officeDocument/2006/relationships" xmlns:m="http://schemas.openxmlformats.org/officeDocument/2006/math" xmlns:v="urn:schemas-microsoft-com:vml" xmlns:wp14="http://schemas.microsoft.com/office/word/2010/wordprocessingDrawing" xmlns:wp="http://schemas.openxmlformats.org/drawingml/2006/wordprocessingDrawing" xmlns:w10="urn:schemas-microsoft-com:office:word" xmlns:w="http://schemas.openxmlformats.org/wordprocessingml/2006/main" xmlns:w14="http://schemas.microsoft.com/office/word/2010/wordml" xmlns:w15="http://schemas.microsoft.com/office/word/2012/wordml" xmlns:w16cex="http://schemas.microsoft.com/office/word/2018/wordml/cex" xmlns:w16cid="http://schemas.microsoft.com/office/word/2016/wordml/cid" xmlns:w16="http://schemas.microsoft.com/office/word/2018/wordml" xmlns:w16sdtdh="http://schemas.microsoft.com/office/word/2020/wordml/sdtdatahash" xmlns:w16se="http://schemas.microsoft.com/office/word/2015/wordml/symex" xmlns:wpg="http://schemas.microsoft.com/office/word/2010/wordprocessingGroup" xmlns:wpi="http://schemas.microsoft.com/office/word/2010/wordprocessingInk" xmlns:wne="http://schemas.microsoft.com/office/word/2006/wordml" xmlns:wps="http://schemas.microsoft.com/office/word/2010/wordprocessingShape" mc:Ignorable="w14 w15 w16se w16cid w16 w16cex w16sdtdh wp14">
+<w:ftr xmlns:wpc="http://schemas.microsoft.com/office/word/2010/wordprocessingCanvas" xmlns:cx="http://schemas.microsoft.com/office/drawing/2014/chartex" xmlns:cx1="http://schemas.microsoft.com/office/drawing/2015/9/8/chartex" xmlns:cx2="http://schemas.microsoft.com/office/drawing/2015/10/21/chartex" xmlns:cx3="http://schemas.microsoft.com/office/drawing/2016/5/9/chartex" xmlns:cx4="http://schemas.microsoft.com/office/drawing/2016/5/10/chartex" xmlns:cx5="http://schemas.microsoft.com/office/drawing/2016/5/11/chartex" xmlns:cx6="http://schemas.microsoft.com/office/drawing/2016/5/12/chartex" xmlns:cx7="http://schemas.microsoft.com/office/drawing/2016/5/13/chartex" xmlns:cx8="http://schemas.microsoft.com/office/drawing/2016/5/14/chartex" xmlns:mc="http://schemas.openxmlformats.org/markup-compatibility/2006" xmlns:aink="http://schemas.microsoft.com/office/drawing/2016/ink" xmlns:am3d="http://schemas.microsoft.com/office/drawing/2017/model3d" xmlns:o="urn:schemas-microsoft-com:office:office" xmlns:oel="http://schemas.microsoft.com/office/2019/extlst" xmlns:r="http://schemas.openxmlformats.org/officeDocument/2006/relationships" xmlns:m="http://schemas.openxmlformats.org/officeDocument/2006/math" xmlns:v="urn:schemas-microsoft-com:vml" xmlns:wp14="http://schemas.microsoft.com/office/word/2010/wordprocessingDrawing" xmlns:wp="http://schemas.openxmlformats.org/drawingml/2006/wordprocessingDrawing" xmlns:w10="urn:schemas-microsoft-com:office:word" xmlns:w="http://schemas.openxmlformats.org/wordprocessingml/2006/main" xmlns:w14="http://schemas.microsoft.com/office/word/2010/wordml" xmlns:w15="http://schemas.microsoft.com/office/word/2012/wordml" xmlns:w16cex="http://schemas.microsoft.com/office/word/2018/wordml/cex" xmlns:w16cid="http://schemas.microsoft.com/office/word/2016/wordml/cid" xmlns:w16="http://schemas.microsoft.com/office/word/2018/wordml" xmlns:w16du="http://schemas.microsoft.com/office/word/2023/wordml/word16du" xmlns:w16sdtdh="http://schemas.microsoft.com/office/word/2020/wordml/sdtdatahash" xmlns:w16sdtfl="http://schemas.microsoft.com/office/word/2024/wordml/sdtformatlock" xmlns:w16se="http://schemas.microsoft.com/office/word/2015/wordml/symex" xmlns:wpg="http://schemas.microsoft.com/office/word/2010/wordprocessingGroup" xmlns:wpi="http://schemas.microsoft.com/office/word/2010/wordprocessingInk" xmlns:wne="http://schemas.microsoft.com/office/word/2006/wordml" xmlns:wps="http://schemas.microsoft.com/office/word/2010/wordprocessingShape" mc:Ignorable="w14 w15 w16se w16cid w16 w16cex w16sdtdh w16sdtfl w16du wp14">
   <w:p>
     <w:pPr>
       <w:pStyle w:val="Footer"/>
@@ -898,7 +1068,7 @@
 </file>
 
 <file path=word/footer3.xml><?xml version="1.0" encoding="utf-8"?>
-<w:ftr xmlns:wpc="http://schemas.microsoft.com/office/word/2010/wordprocessingCanvas" xmlns:cx="http://schemas.microsoft.com/office/drawing/2014/chartex" xmlns:cx1="http://schemas.microsoft.com/office/drawing/2015/9/8/chartex" xmlns:cx2="http://schemas.microsoft.com/office/drawing/2015/10/21/chartex" xmlns:cx3="http://schemas.microsoft.com/office/drawing/2016/5/9/chartex" xmlns:cx4="http://schemas.microsoft.com/office/drawing/2016/5/10/chartex" xmlns:cx5="http://schemas.microsoft.com/office/drawing/2016/5/11/chartex" xmlns:cx6="http://schemas.microsoft.com/office/drawing/2016/5/12/chartex" xmlns:cx7="http://schemas.microsoft.com/office/drawing/2016/5/13/chartex" xmlns:cx8="http://schemas.microsoft.com/office/drawing/2016/5/14/chartex" xmlns:mc="http://schemas.openxmlformats.org/markup-compatibility/2006" xmlns:aink="http://schemas.microsoft.com/office/drawing/2016/ink" xmlns:am3d="http://schemas.microsoft.com/office/drawing/2017/model3d" xmlns:o="urn:schemas-microsoft-com:office:office" xmlns:oel="http://schemas.microsoft.com/office/2019/extlst" xmlns:r="http://schemas.openxmlformats.org/officeDocument/2006/relationships" xmlns:m="http://schemas.openxmlformats.org/officeDocument/2006/math" xmlns:v="urn:schemas-microsoft-com:vml" xmlns:wp14="http://schemas.microsoft.com/office/word/2010/wordprocessingDrawing" xmlns:wp="http://schemas.openxmlformats.org/drawingml/2006/wordprocessingDrawing" xmlns:w10="urn:schemas-microsoft-com:office:word" xmlns:w="http://schemas.openxmlformats.org/wordprocessingml/2006/main" xmlns:w14="http://schemas.microsoft.com/office/word/2010/wordml" xmlns:w15="http://schemas.microsoft.com/office/word/2012/wordml" xmlns:w16cex="http://schemas.microsoft.com/office/word/2018/wordml/cex" xmlns:w16cid="http://schemas.microsoft.com/office/word/2016/wordml/cid" xmlns:w16="http://schemas.microsoft.com/office/word/2018/wordml" xmlns:w16sdtdh="http://schemas.microsoft.com/office/word/2020/wordml/sdtdatahash" xmlns:w16se="http://schemas.microsoft.com/office/word/2015/wordml/symex" xmlns:wpg="http://schemas.microsoft.com/office/word/2010/wordprocessingGroup" xmlns:wpi="http://schemas.microsoft.com/office/word/2010/wordprocessingInk" xmlns:wne="http://schemas.microsoft.com/office/word/2006/wordml" xmlns:wps="http://schemas.microsoft.com/office/word/2010/wordprocessingShape" mc:Ignorable="w14 w15 w16se w16cid w16 w16cex w16sdtdh wp14">
+<w:ftr xmlns:wpc="http://schemas.microsoft.com/office/word/2010/wordprocessingCanvas" xmlns:cx="http://schemas.microsoft.com/office/drawing/2014/chartex" xmlns:cx1="http://schemas.microsoft.com/office/drawing/2015/9/8/chartex" xmlns:cx2="http://schemas.microsoft.com/office/drawing/2015/10/21/chartex" xmlns:cx3="http://schemas.microsoft.com/office/drawing/2016/5/9/chartex" xmlns:cx4="http://schemas.microsoft.com/office/drawing/2016/5/10/chartex" xmlns:cx5="http://schemas.microsoft.com/office/drawing/2016/5/11/chartex" xmlns:cx6="http://schemas.microsoft.com/office/drawing/2016/5/12/chartex" xmlns:cx7="http://schemas.microsoft.com/office/drawing/2016/5/13/chartex" xmlns:cx8="http://schemas.microsoft.com/office/drawing/2016/5/14/chartex" xmlns:mc="http://schemas.openxmlformats.org/markup-compatibility/2006" xmlns:aink="http://schemas.microsoft.com/office/drawing/2016/ink" xmlns:am3d="http://schemas.microsoft.com/office/drawing/2017/model3d" xmlns:o="urn:schemas-microsoft-com:office:office" xmlns:oel="http://schemas.microsoft.com/office/2019/extlst" xmlns:r="http://schemas.openxmlformats.org/officeDocument/2006/relationships" xmlns:m="http://schemas.openxmlformats.org/officeDocument/2006/math" xmlns:v="urn:schemas-microsoft-com:vml" xmlns:wp14="http://schemas.microsoft.com/office/word/2010/wordprocessingDrawing" xmlns:wp="http://schemas.openxmlformats.org/drawingml/2006/wordprocessingDrawing" xmlns:w10="urn:schemas-microsoft-com:office:word" xmlns:w="http://schemas.openxmlformats.org/wordprocessingml/2006/main" xmlns:w14="http://schemas.microsoft.com/office/word/2010/wordml" xmlns:w15="http://schemas.microsoft.com/office/word/2012/wordml" xmlns:w16cex="http://schemas.microsoft.com/office/word/2018/wordml/cex" xmlns:w16cid="http://schemas.microsoft.com/office/word/2016/wordml/cid" xmlns:w16="http://schemas.microsoft.com/office/word/2018/wordml" xmlns:w16du="http://schemas.microsoft.com/office/word/2023/wordml/word16du" xmlns:w16sdtdh="http://schemas.microsoft.com/office/word/2020/wordml/sdtdatahash" xmlns:w16sdtfl="http://schemas.microsoft.com/office/word/2024/wordml/sdtformatlock" xmlns:w16se="http://schemas.microsoft.com/office/word/2015/wordml/symex" xmlns:wpg="http://schemas.microsoft.com/office/word/2010/wordprocessingGroup" xmlns:wpi="http://schemas.microsoft.com/office/word/2010/wordprocessingInk" xmlns:wne="http://schemas.microsoft.com/office/word/2006/wordml" xmlns:wps="http://schemas.microsoft.com/office/word/2010/wordprocessingShape" mc:Ignorable="w14 w15 w16se w16cid w16 w16cex w16sdtdh w16sdtfl w16du wp14">
   <w:p>
     <w:pPr>
       <w:pStyle w:val="Footer"/>
@@ -908,7 +1078,7 @@
 </file>
 
 <file path=word/footnotes.xml><?xml version="1.0" encoding="utf-8"?>
-<w:footnotes xmlns:wpc="http://schemas.microsoft.com/office/word/2010/wordprocessingCanvas" xmlns:cx="http://schemas.microsoft.com/office/drawing/2014/chartex" xmlns:cx1="http://schemas.microsoft.com/office/drawing/2015/9/8/chartex" xmlns:cx2="http://schemas.microsoft.com/office/drawing/2015/10/21/chartex" xmlns:cx3="http://schemas.microsoft.com/office/drawing/2016/5/9/chartex" xmlns:cx4="http://schemas.microsoft.com/office/drawing/2016/5/10/chartex" xmlns:cx5="http://schemas.microsoft.com/office/drawing/2016/5/11/chartex" xmlns:cx6="http://schemas.microsoft.com/office/drawing/2016/5/12/chartex" xmlns:cx7="http://schemas.microsoft.com/office/drawing/2016/5/13/chartex" xmlns:cx8="http://schemas.microsoft.com/office/drawing/2016/5/14/chartex" xmlns:mc="http://schemas.openxmlformats.org/markup-compatibility/2006" xmlns:aink="http://schemas.microsoft.com/office/drawing/2016/ink" xmlns:am3d="http://schemas.microsoft.com/office/drawing/2017/model3d" xmlns:o="urn:schemas-microsoft-com:office:office" xmlns:oel="http://schemas.microsoft.com/office/2019/extlst" xmlns:r="http://schemas.openxmlformats.org/officeDocument/2006/relationships" xmlns:m="http://schemas.openxmlformats.org/officeDocument/2006/math" xmlns:v="urn:schemas-microsoft-com:vml" xmlns:wp14="http://schemas.microsoft.com/office/word/2010/wordprocessingDrawing" xmlns:wp="http://schemas.openxmlformats.org/drawingml/2006/wordprocessingDrawing" xmlns:w10="urn:schemas-microsoft-com:office:word" xmlns:w="http://schemas.openxmlformats.org/wordprocessingml/2006/main" xmlns:w14="http://schemas.microsoft.com/office/word/2010/wordml" xmlns:w15="http://schemas.microsoft.com/office/word/2012/wordml" xmlns:w16cex="http://schemas.microsoft.com/office/word/2018/wordml/cex" xmlns:w16cid="http://schemas.microsoft.com/office/word/2016/wordml/cid" xmlns:w16="http://schemas.microsoft.com/office/word/2018/wordml" xmlns:w16sdtdh="http://schemas.microsoft.com/office/word/2020/wordml/sdtdatahash" xmlns:w16se="http://schemas.microsoft.com/office/word/2015/wordml/symex" xmlns:wpg="http://schemas.microsoft.com/office/word/2010/wordprocessingGroup" xmlns:wpi="http://schemas.microsoft.com/office/word/2010/wordprocessingInk" xmlns:wne="http://schemas.microsoft.com/office/word/2006/wordml" xmlns:wps="http://schemas.microsoft.com/office/word/2010/wordprocessingShape" mc:Ignorable="w14 w15 w16se w16cid w16 w16cex w16sdtdh wp14">
+<w:footnotes xmlns:wpc="http://schemas.microsoft.com/office/word/2010/wordprocessingCanvas" xmlns:cx="http://schemas.microsoft.com/office/drawing/2014/chartex" xmlns:cx1="http://schemas.microsoft.com/office/drawing/2015/9/8/chartex" xmlns:cx2="http://schemas.microsoft.com/office/drawing/2015/10/21/chartex" xmlns:cx3="http://schemas.microsoft.com/office/drawing/2016/5/9/chartex" xmlns:cx4="http://schemas.microsoft.com/office/drawing/2016/5/10/chartex" xmlns:cx5="http://schemas.microsoft.com/office/drawing/2016/5/11/chartex" xmlns:cx6="http://schemas.microsoft.com/office/drawing/2016/5/12/chartex" xmlns:cx7="http://schemas.microsoft.com/office/drawing/2016/5/13/chartex" xmlns:cx8="http://schemas.microsoft.com/office/drawing/2016/5/14/chartex" xmlns:mc="http://schemas.openxmlformats.org/markup-compatibility/2006" xmlns:aink="http://schemas.microsoft.com/office/drawing/2016/ink" xmlns:am3d="http://schemas.microsoft.com/office/drawing/2017/model3d" xmlns:o="urn:schemas-microsoft-com:office:office" xmlns:oel="http://schemas.microsoft.com/office/2019/extlst" xmlns:r="http://schemas.openxmlformats.org/officeDocument/2006/relationships" xmlns:m="http://schemas.openxmlformats.org/officeDocument/2006/math" xmlns:v="urn:schemas-microsoft-com:vml" xmlns:wp14="http://schemas.microsoft.com/office/word/2010/wordprocessingDrawing" xmlns:wp="http://schemas.openxmlformats.org/drawingml/2006/wordprocessingDrawing" xmlns:w10="urn:schemas-microsoft-com:office:word" xmlns:w="http://schemas.openxmlformats.org/wordprocessingml/2006/main" xmlns:w14="http://schemas.microsoft.com/office/word/2010/wordml" xmlns:w15="http://schemas.microsoft.com/office/word/2012/wordml" xmlns:w16cex="http://schemas.microsoft.com/office/word/2018/wordml/cex" xmlns:w16cid="http://schemas.microsoft.com/office/word/2016/wordml/cid" xmlns:w16="http://schemas.microsoft.com/office/word/2018/wordml" xmlns:w16du="http://schemas.microsoft.com/office/word/2023/wordml/word16du" xmlns:w16sdtdh="http://schemas.microsoft.com/office/word/2020/wordml/sdtdatahash" xmlns:w16sdtfl="http://schemas.microsoft.com/office/word/2024/wordml/sdtformatlock" xmlns:w16se="http://schemas.microsoft.com/office/word/2015/wordml/symex" xmlns:wpg="http://schemas.microsoft.com/office/word/2010/wordprocessingGroup" xmlns:wpi="http://schemas.microsoft.com/office/word/2010/wordprocessingInk" xmlns:wne="http://schemas.microsoft.com/office/word/2006/wordml" xmlns:wps="http://schemas.microsoft.com/office/word/2010/wordprocessingShape" mc:Ignorable="w14 w15 w16se w16cid w16 w16cex w16sdtdh w16sdtfl w16du wp14">
   <w:footnote w:type="separator" w:id="-1">
     <w:p>
       <w:pPr>
@@ -933,7 +1103,7 @@
 </file>
 
 <file path=word/header1.xml><?xml version="1.0" encoding="utf-8"?>
-<w:hdr xmlns:wpc="http://schemas.microsoft.com/office/word/2010/wordprocessingCanvas" xmlns:cx="http://schemas.microsoft.com/office/drawing/2014/chartex" xmlns:cx1="http://schemas.microsoft.com/office/drawing/2015/9/8/chartex" xmlns:cx2="http://schemas.microsoft.com/office/drawing/2015/10/21/chartex" xmlns:cx3="http://schemas.microsoft.com/office/drawing/2016/5/9/chartex" xmlns:cx4="http://schemas.microsoft.com/office/drawing/2016/5/10/chartex" xmlns:cx5="http://schemas.microsoft.com/office/drawing/2016/5/11/chartex" xmlns:cx6="http://schemas.microsoft.com/office/drawing/2016/5/12/chartex" xmlns:cx7="http://schemas.microsoft.com/office/drawing/2016/5/13/chartex" xmlns:cx8="http://schemas.microsoft.com/office/drawing/2016/5/14/chartex" xmlns:mc="http://schemas.openxmlformats.org/markup-compatibility/2006" xmlns:aink="http://schemas.microsoft.com/office/drawing/2016/ink" xmlns:am3d="http://schemas.microsoft.com/office/drawing/2017/model3d" xmlns:o="urn:schemas-microsoft-com:office:office" xmlns:oel="http://schemas.microsoft.com/office/2019/extlst" xmlns:r="http://schemas.openxmlformats.org/officeDocument/2006/relationships" xmlns:m="http://schemas.openxmlformats.org/officeDocument/2006/math" xmlns:v="urn:schemas-microsoft-com:vml" xmlns:wp14="http://schemas.microsoft.com/office/word/2010/wordprocessingDrawing" xmlns:wp="http://schemas.openxmlformats.org/drawingml/2006/wordprocessingDrawing" xmlns:w10="urn:schemas-microsoft-com:office:word" xmlns:w="http://schemas.openxmlformats.org/wordprocessingml/2006/main" xmlns:w14="http://schemas.microsoft.com/office/word/2010/wordml" xmlns:w15="http://schemas.microsoft.com/office/word/2012/wordml" xmlns:w16cex="http://schemas.microsoft.com/office/word/2018/wordml/cex" xmlns:w16cid="http://schemas.microsoft.com/office/word/2016/wordml/cid" xmlns:w16="http://schemas.microsoft.com/office/word/2018/wordml" xmlns:w16sdtdh="http://schemas.microsoft.com/office/word/2020/wordml/sdtdatahash" xmlns:w16se="http://schemas.microsoft.com/office/word/2015/wordml/symex" xmlns:wpg="http://schemas.microsoft.com/office/word/2010/wordprocessingGroup" xmlns:wpi="http://schemas.microsoft.com/office/word/2010/wordprocessingInk" xmlns:wne="http://schemas.microsoft.com/office/word/2006/wordml" xmlns:wps="http://schemas.microsoft.com/office/word/2010/wordprocessingShape" mc:Ignorable="w14 w15 w16se w16cid w16 w16cex w16sdtdh wp14">
+<w:hdr xmlns:wpc="http://schemas.microsoft.com/office/word/2010/wordprocessingCanvas" xmlns:cx="http://schemas.microsoft.com/office/drawing/2014/chartex" xmlns:cx1="http://schemas.microsoft.com/office/drawing/2015/9/8/chartex" xmlns:cx2="http://schemas.microsoft.com/office/drawing/2015/10/21/chartex" xmlns:cx3="http://schemas.microsoft.com/office/drawing/2016/5/9/chartex" xmlns:cx4="http://schemas.microsoft.com/office/drawing/2016/5/10/chartex" xmlns:cx5="http://schemas.microsoft.com/office/drawing/2016/5/11/chartex" xmlns:cx6="http://schemas.microsoft.com/office/drawing/2016/5/12/chartex" xmlns:cx7="http://schemas.microsoft.com/office/drawing/2016/5/13/chartex" xmlns:cx8="http://schemas.microsoft.com/office/drawing/2016/5/14/chartex" xmlns:mc="http://schemas.openxmlformats.org/markup-compatibility/2006" xmlns:aink="http://schemas.microsoft.com/office/drawing/2016/ink" xmlns:am3d="http://schemas.microsoft.com/office/drawing/2017/model3d" xmlns:o="urn:schemas-microsoft-com:office:office" xmlns:oel="http://schemas.microsoft.com/office/2019/extlst" xmlns:r="http://schemas.openxmlformats.org/officeDocument/2006/relationships" xmlns:m="http://schemas.openxmlformats.org/officeDocument/2006/math" xmlns:v="urn:schemas-microsoft-com:vml" xmlns:wp14="http://schemas.microsoft.com/office/word/2010/wordprocessingDrawing" xmlns:wp="http://schemas.openxmlformats.org/drawingml/2006/wordprocessingDrawing" xmlns:w10="urn:schemas-microsoft-com:office:word" xmlns:w="http://schemas.openxmlformats.org/wordprocessingml/2006/main" xmlns:w14="http://schemas.microsoft.com/office/word/2010/wordml" xmlns:w15="http://schemas.microsoft.com/office/word/2012/wordml" xmlns:w16cex="http://schemas.microsoft.com/office/word/2018/wordml/cex" xmlns:w16cid="http://schemas.microsoft.com/office/word/2016/wordml/cid" xmlns:w16="http://schemas.microsoft.com/office/word/2018/wordml" xmlns:w16du="http://schemas.microsoft.com/office/word/2023/wordml/word16du" xmlns:w16sdtdh="http://schemas.microsoft.com/office/word/2020/wordml/sdtdatahash" xmlns:w16sdtfl="http://schemas.microsoft.com/office/word/2024/wordml/sdtformatlock" xmlns:w16se="http://schemas.microsoft.com/office/word/2015/wordml/symex" xmlns:wpg="http://schemas.microsoft.com/office/word/2010/wordprocessingGroup" xmlns:wpi="http://schemas.microsoft.com/office/word/2010/wordprocessingInk" xmlns:wne="http://schemas.microsoft.com/office/word/2006/wordml" xmlns:wps="http://schemas.microsoft.com/office/word/2010/wordprocessingShape" mc:Ignorable="w14 w15 w16se w16cid w16 w16cex w16sdtdh w16sdtfl w16du wp14">
   <w:p>
     <w:pPr>
       <w:pStyle w:val="Header"/>
@@ -943,7 +1113,7 @@
 </file>
 
 <file path=word/header2.xml><?xml version="1.0" encoding="utf-8"?>
-<w:hdr xmlns:wpc="http://schemas.microsoft.com/office/word/2010/wordprocessingCanvas" xmlns:cx="http://schemas.microsoft.com/office/drawing/2014/chartex" xmlns:cx1="http://schemas.microsoft.com/office/drawing/2015/9/8/chartex" xmlns:cx2="http://schemas.microsoft.com/office/drawing/2015/10/21/chartex" xmlns:cx3="http://schemas.microsoft.com/office/drawing/2016/5/9/chartex" xmlns:cx4="http://schemas.microsoft.com/office/drawing/2016/5/10/chartex" xmlns:cx5="http://schemas.microsoft.com/office/drawing/2016/5/11/chartex" xmlns:cx6="http://schemas.microsoft.com/office/drawing/2016/5/12/chartex" xmlns:cx7="http://schemas.microsoft.com/office/drawing/2016/5/13/chartex" xmlns:cx8="http://schemas.microsoft.com/office/drawing/2016/5/14/chartex" xmlns:mc="http://schemas.openxmlformats.org/markup-compatibility/2006" xmlns:aink="http://schemas.microsoft.com/office/drawing/2016/ink" xmlns:am3d="http://schemas.microsoft.com/office/drawing/2017/model3d" xmlns:o="urn:schemas-microsoft-com:office:office" xmlns:oel="http://schemas.microsoft.com/office/2019/extlst" xmlns:r="http://schemas.openxmlformats.org/officeDocument/2006/relationships" xmlns:m="http://schemas.openxmlformats.org/officeDocument/2006/math" xmlns:v="urn:schemas-microsoft-com:vml" xmlns:wp14="http://schemas.microsoft.com/office/word/2010/wordprocessingDrawing" xmlns:wp="http://schemas.openxmlformats.org/drawingml/2006/wordprocessingDrawing" xmlns:w10="urn:schemas-microsoft-com:office:word" xmlns:w="http://schemas.openxmlformats.org/wordprocessingml/2006/main" xmlns:w14="http://schemas.microsoft.com/office/word/2010/wordml" xmlns:w15="http://schemas.microsoft.com/office/word/2012/wordml" xmlns:w16cex="http://schemas.microsoft.com/office/word/2018/wordml/cex" xmlns:w16cid="http://schemas.microsoft.com/office/word/2016/wordml/cid" xmlns:w16="http://schemas.microsoft.com/office/word/2018/wordml" xmlns:w16sdtdh="http://schemas.microsoft.com/office/word/2020/wordml/sdtdatahash" xmlns:w16se="http://schemas.microsoft.com/office/word/2015/wordml/symex" xmlns:wpg="http://schemas.microsoft.com/office/word/2010/wordprocessingGroup" xmlns:wpi="http://schemas.microsoft.com/office/word/2010/wordprocessingInk" xmlns:wne="http://schemas.microsoft.com/office/word/2006/wordml" xmlns:wps="http://schemas.microsoft.com/office/word/2010/wordprocessingShape" mc:Ignorable="w14 w15 w16se w16cid w16 w16cex w16sdtdh wp14">
+<w:hdr xmlns:wpc="http://schemas.microsoft.com/office/word/2010/wordprocessingCanvas" xmlns:cx="http://schemas.microsoft.com/office/drawing/2014/chartex" xmlns:cx1="http://schemas.microsoft.com/office/drawing/2015/9/8/chartex" xmlns:cx2="http://schemas.microsoft.com/office/drawing/2015/10/21/chartex" xmlns:cx3="http://schemas.microsoft.com/office/drawing/2016/5/9/chartex" xmlns:cx4="http://schemas.microsoft.com/office/drawing/2016/5/10/chartex" xmlns:cx5="http://schemas.microsoft.com/office/drawing/2016/5/11/chartex" xmlns:cx6="http://schemas.microsoft.com/office/drawing/2016/5/12/chartex" xmlns:cx7="http://schemas.microsoft.com/office/drawing/2016/5/13/chartex" xmlns:cx8="http://schemas.microsoft.com/office/drawing/2016/5/14/chartex" xmlns:mc="http://schemas.openxmlformats.org/markup-compatibility/2006" xmlns:aink="http://schemas.microsoft.com/office/drawing/2016/ink" xmlns:am3d="http://schemas.microsoft.com/office/drawing/2017/model3d" xmlns:o="urn:schemas-microsoft-com:office:office" xmlns:oel="http://schemas.microsoft.com/office/2019/extlst" xmlns:r="http://schemas.openxmlformats.org/officeDocument/2006/relationships" xmlns:m="http://schemas.openxmlformats.org/officeDocument/2006/math" xmlns:v="urn:schemas-microsoft-com:vml" xmlns:wp14="http://schemas.microsoft.com/office/word/2010/wordprocessingDrawing" xmlns:wp="http://schemas.openxmlformats.org/drawingml/2006/wordprocessingDrawing" xmlns:w10="urn:schemas-microsoft-com:office:word" xmlns:w="http://schemas.openxmlformats.org/wordprocessingml/2006/main" xmlns:w14="http://schemas.microsoft.com/office/word/2010/wordml" xmlns:w15="http://schemas.microsoft.com/office/word/2012/wordml" xmlns:w16cex="http://schemas.microsoft.com/office/word/2018/wordml/cex" xmlns:w16cid="http://schemas.microsoft.com/office/word/2016/wordml/cid" xmlns:w16="http://schemas.microsoft.com/office/word/2018/wordml" xmlns:w16du="http://schemas.microsoft.com/office/word/2023/wordml/word16du" xmlns:w16sdtdh="http://schemas.microsoft.com/office/word/2020/wordml/sdtdatahash" xmlns:w16sdtfl="http://schemas.microsoft.com/office/word/2024/wordml/sdtformatlock" xmlns:w16se="http://schemas.microsoft.com/office/word/2015/wordml/symex" xmlns:wpg="http://schemas.microsoft.com/office/word/2010/wordprocessingGroup" xmlns:wpi="http://schemas.microsoft.com/office/word/2010/wordprocessingInk" xmlns:wne="http://schemas.microsoft.com/office/word/2006/wordml" xmlns:wps="http://schemas.microsoft.com/office/word/2010/wordprocessingShape" mc:Ignorable="w14 w15 w16se w16cid w16 w16cex w16sdtdh w16sdtfl w16du wp14">
   <w:p>
     <w:pPr>
       <w:pStyle w:val="Header"/>
@@ -954,7 +1124,7 @@
 </file>
 
 <file path=word/header3.xml><?xml version="1.0" encoding="utf-8"?>
-<w:hdr xmlns:wpc="http://schemas.microsoft.com/office/word/2010/wordprocessingCanvas" xmlns:cx="http://schemas.microsoft.com/office/drawing/2014/chartex" xmlns:cx1="http://schemas.microsoft.com/office/drawing/2015/9/8/chartex" xmlns:cx2="http://schemas.microsoft.com/office/drawing/2015/10/21/chartex" xmlns:cx3="http://schemas.microsoft.com/office/drawing/2016/5/9/chartex" xmlns:cx4="http://schemas.microsoft.com/office/drawing/2016/5/10/chartex" xmlns:cx5="http://schemas.microsoft.com/office/drawing/2016/5/11/chartex" xmlns:cx6="http://schemas.microsoft.com/office/drawing/2016/5/12/chartex" xmlns:cx7="http://schemas.microsoft.com/office/drawing/2016/5/13/chartex" xmlns:cx8="http://schemas.microsoft.com/office/drawing/2016/5/14/chartex" xmlns:mc="http://schemas.openxmlformats.org/markup-compatibility/2006" xmlns:aink="http://schemas.microsoft.com/office/drawing/2016/ink" xmlns:am3d="http://schemas.microsoft.com/office/drawing/2017/model3d" xmlns:o="urn:schemas-microsoft-com:office:office" xmlns:oel="http://schemas.microsoft.com/office/2019/extlst" xmlns:r="http://schemas.openxmlformats.org/officeDocument/2006/relationships" xmlns:m="http://schemas.openxmlformats.org/officeDocument/2006/math" xmlns:v="urn:schemas-microsoft-com:vml" xmlns:wp14="http://schemas.microsoft.com/office/word/2010/wordprocessingDrawing" xmlns:wp="http://schemas.openxmlformats.org/drawingml/2006/wordprocessingDrawing" xmlns:w10="urn:schemas-microsoft-com:office:word" xmlns:w="http://schemas.openxmlformats.org/wordprocessingml/2006/main" xmlns:w14="http://schemas.microsoft.com/office/word/2010/wordml" xmlns:w15="http://schemas.microsoft.com/office/word/2012/wordml" xmlns:w16cex="http://schemas.microsoft.com/office/word/2018/wordml/cex" xmlns:w16cid="http://schemas.microsoft.com/office/word/2016/wordml/cid" xmlns:w16="http://schemas.microsoft.com/office/word/2018/wordml" xmlns:w16sdtdh="http://schemas.microsoft.com/office/word/2020/wordml/sdtdatahash" xmlns:w16se="http://schemas.microsoft.com/office/word/2015/wordml/symex" xmlns:wpg="http://schemas.microsoft.com/office/word/2010/wordprocessingGroup" xmlns:wpi="http://schemas.microsoft.com/office/word/2010/wordprocessingInk" xmlns:wne="http://schemas.microsoft.com/office/word/2006/wordml" xmlns:wps="http://schemas.microsoft.com/office/word/2010/wordprocessingShape" mc:Ignorable="w14 w15 w16se w16cid w16 w16cex w16sdtdh wp14">
+<w:hdr xmlns:wpc="http://schemas.microsoft.com/office/word/2010/wordprocessingCanvas" xmlns:cx="http://schemas.microsoft.com/office/drawing/2014/chartex" xmlns:cx1="http://schemas.microsoft.com/office/drawing/2015/9/8/chartex" xmlns:cx2="http://schemas.microsoft.com/office/drawing/2015/10/21/chartex" xmlns:cx3="http://schemas.microsoft.com/office/drawing/2016/5/9/chartex" xmlns:cx4="http://schemas.microsoft.com/office/drawing/2016/5/10/chartex" xmlns:cx5="http://schemas.microsoft.com/office/drawing/2016/5/11/chartex" xmlns:cx6="http://schemas.microsoft.com/office/drawing/2016/5/12/chartex" xmlns:cx7="http://schemas.microsoft.com/office/drawing/2016/5/13/chartex" xmlns:cx8="http://schemas.microsoft.com/office/drawing/2016/5/14/chartex" xmlns:mc="http://schemas.openxmlformats.org/markup-compatibility/2006" xmlns:aink="http://schemas.microsoft.com/office/drawing/2016/ink" xmlns:am3d="http://schemas.microsoft.com/office/drawing/2017/model3d" xmlns:o="urn:schemas-microsoft-com:office:office" xmlns:oel="http://schemas.microsoft.com/office/2019/extlst" xmlns:r="http://schemas.openxmlformats.org/officeDocument/2006/relationships" xmlns:m="http://schemas.openxmlformats.org/officeDocument/2006/math" xmlns:v="urn:schemas-microsoft-com:vml" xmlns:wp14="http://schemas.microsoft.com/office/word/2010/wordprocessingDrawing" xmlns:wp="http://schemas.openxmlformats.org/drawingml/2006/wordprocessingDrawing" xmlns:w10="urn:schemas-microsoft-com:office:word" xmlns:w="http://schemas.openxmlformats.org/wordprocessingml/2006/main" xmlns:w14="http://schemas.microsoft.com/office/word/2010/wordml" xmlns:w15="http://schemas.microsoft.com/office/word/2012/wordml" xmlns:w16cex="http://schemas.microsoft.com/office/word/2018/wordml/cex" xmlns:w16cid="http://schemas.microsoft.com/office/word/2016/wordml/cid" xmlns:w16="http://schemas.microsoft.com/office/word/2018/wordml" xmlns:w16du="http://schemas.microsoft.com/office/word/2023/wordml/word16du" xmlns:w16sdtdh="http://schemas.microsoft.com/office/word/2020/wordml/sdtdatahash" xmlns:w16sdtfl="http://schemas.microsoft.com/office/word/2024/wordml/sdtformatlock" xmlns:w16se="http://schemas.microsoft.com/office/word/2015/wordml/symex" xmlns:wpg="http://schemas.microsoft.com/office/word/2010/wordprocessingGroup" xmlns:wpi="http://schemas.microsoft.com/office/word/2010/wordprocessingInk" xmlns:wne="http://schemas.microsoft.com/office/word/2006/wordml" xmlns:wps="http://schemas.microsoft.com/office/word/2010/wordprocessingShape" mc:Ignorable="w14 w15 w16se w16cid w16 w16cex w16sdtdh w16sdtfl w16du wp14">
   <w:p>
     <w:pPr>
       <w:pStyle w:val="Header"/>
@@ -963,7 +1133,7 @@
     <w:r>
       <w:tab/>
       <w:tab/>
-      <w:t>2025-08-02</w:t>
+      <w:t>2026-07-12</w:t>
       <w:br/>
       <w:br/>
     </w:r>
@@ -980,7 +1150,7 @@
 </file>
 
 <file path=word/numbering.xml><?xml version="1.0" encoding="utf-8"?>
-<w:numbering xmlns:wpc="http://schemas.microsoft.com/office/word/2010/wordprocessingCanvas" xmlns:cx="http://schemas.microsoft.com/office/drawing/2014/chartex" xmlns:cx1="http://schemas.microsoft.com/office/drawing/2015/9/8/chartex" xmlns:cx2="http://schemas.microsoft.com/office/drawing/2015/10/21/chartex" xmlns:cx3="http://schemas.microsoft.com/office/drawing/2016/5/9/chartex" xmlns:cx4="http://schemas.microsoft.com/office/drawing/2016/5/10/chartex" xmlns:cx5="http://schemas.microsoft.com/office/drawing/2016/5/11/chartex" xmlns:cx6="http://schemas.microsoft.com/office/drawing/2016/5/12/chartex" xmlns:cx7="http://schemas.microsoft.com/office/drawing/2016/5/13/chartex" xmlns:cx8="http://schemas.microsoft.com/office/drawing/2016/5/14/chartex" xmlns:mc="http://schemas.openxmlformats.org/markup-compatibility/2006" xmlns:aink="http://schemas.microsoft.com/office/drawing/2016/ink" xmlns:am3d="http://schemas.microsoft.com/office/drawing/2017/model3d" xmlns:o="urn:schemas-microsoft-com:office:office" xmlns:oel="http://schemas.microsoft.com/office/2019/extlst" xmlns:r="http://schemas.openxmlformats.org/officeDocument/2006/relationships" xmlns:m="http://schemas.openxmlformats.org/officeDocument/2006/math" xmlns:v="urn:schemas-microsoft-com:vml" xmlns:wp14="http://schemas.microsoft.com/office/word/2010/wordprocessingDrawing" xmlns:wp="http://schemas.openxmlformats.org/drawingml/2006/wordprocessingDrawing" xmlns:w10="urn:schemas-microsoft-com:office:word" xmlns:w="http://schemas.openxmlformats.org/wordprocessingml/2006/main" xmlns:w14="http://schemas.microsoft.com/office/word/2010/wordml" xmlns:w15="http://schemas.microsoft.com/office/word/2012/wordml" xmlns:w16cex="http://schemas.microsoft.com/office/word/2018/wordml/cex" xmlns:w16cid="http://schemas.microsoft.com/office/word/2016/wordml/cid" xmlns:w16="http://schemas.microsoft.com/office/word/2018/wordml" xmlns:w16sdtdh="http://schemas.microsoft.com/office/word/2020/wordml/sdtdatahash" xmlns:w16se="http://schemas.microsoft.com/office/word/2015/wordml/symex" xmlns:wpg="http://schemas.microsoft.com/office/word/2010/wordprocessingGroup" xmlns:wpi="http://schemas.microsoft.com/office/word/2010/wordprocessingInk" xmlns:wne="http://schemas.microsoft.com/office/word/2006/wordml" xmlns:wps="http://schemas.microsoft.com/office/word/2010/wordprocessingShape" mc:Ignorable="w14 w15 w16se w16cid w16 w16cex w16sdtdh wp14">
+<w:numbering xmlns:wpc="http://schemas.microsoft.com/office/word/2010/wordprocessingCanvas" xmlns:cx="http://schemas.microsoft.com/office/drawing/2014/chartex" xmlns:cx1="http://schemas.microsoft.com/office/drawing/2015/9/8/chartex" xmlns:cx2="http://schemas.microsoft.com/office/drawing/2015/10/21/chartex" xmlns:cx3="http://schemas.microsoft.com/office/drawing/2016/5/9/chartex" xmlns:cx4="http://schemas.microsoft.com/office/drawing/2016/5/10/chartex" xmlns:cx5="http://schemas.microsoft.com/office/drawing/2016/5/11/chartex" xmlns:cx6="http://schemas.microsoft.com/office/drawing/2016/5/12/chartex" xmlns:cx7="http://schemas.microsoft.com/office/drawing/2016/5/13/chartex" xmlns:cx8="http://schemas.microsoft.com/office/drawing/2016/5/14/chartex" xmlns:mc="http://schemas.openxmlformats.org/markup-compatibility/2006" xmlns:aink="http://schemas.microsoft.com/office/drawing/2016/ink" xmlns:am3d="http://schemas.microsoft.com/office/drawing/2017/model3d" xmlns:o="urn:schemas-microsoft-com:office:office" xmlns:oel="http://schemas.microsoft.com/office/2019/extlst" xmlns:r="http://schemas.openxmlformats.org/officeDocument/2006/relationships" xmlns:m="http://schemas.openxmlformats.org/officeDocument/2006/math" xmlns:v="urn:schemas-microsoft-com:vml" xmlns:wp14="http://schemas.microsoft.com/office/word/2010/wordprocessingDrawing" xmlns:wp="http://schemas.openxmlformats.org/drawingml/2006/wordprocessingDrawing" xmlns:w10="urn:schemas-microsoft-com:office:word" xmlns:w="http://schemas.openxmlformats.org/wordprocessingml/2006/main" xmlns:w14="http://schemas.microsoft.com/office/word/2010/wordml" xmlns:w15="http://schemas.microsoft.com/office/word/2012/wordml" xmlns:w16cex="http://schemas.microsoft.com/office/word/2018/wordml/cex" xmlns:w16cid="http://schemas.microsoft.com/office/word/2016/wordml/cid" xmlns:w16="http://schemas.microsoft.com/office/word/2018/wordml" xmlns:w16du="http://schemas.microsoft.com/office/word/2023/wordml/word16du" xmlns:w16sdtdh="http://schemas.microsoft.com/office/word/2020/wordml/sdtdatahash" xmlns:w16sdtfl="http://schemas.microsoft.com/office/word/2024/wordml/sdtformatlock" xmlns:w16se="http://schemas.microsoft.com/office/word/2015/wordml/symex" xmlns:wpg="http://schemas.microsoft.com/office/word/2010/wordprocessingGroup" xmlns:wpi="http://schemas.microsoft.com/office/word/2010/wordprocessingInk" xmlns:wne="http://schemas.microsoft.com/office/word/2006/wordml" xmlns:wps="http://schemas.microsoft.com/office/word/2010/wordprocessingShape" mc:Ignorable="w14 w15 w16se w16cid w16 w16cex w16sdtdh w16sdtfl w16du wp14">
   <w:abstractNum w:abstractNumId="0" w15:restartNumberingAfterBreak="0">
     <w:nsid w:val="FFFFFF7C"/>
     <w:multiLevelType w:val="singleLevel"/>
@@ -1183,7 +1353,7 @@
 </file>
 
 <file path=word/styles.xml><?xml version="1.0" encoding="utf-8"?>
-<w:styles xmlns:mc="http://schemas.openxmlformats.org/markup-compatibility/2006" xmlns:r="http://schemas.openxmlformats.org/officeDocument/2006/relationships" xmlns:w="http://schemas.openxmlformats.org/wordprocessingml/2006/main" xmlns:w14="http://schemas.microsoft.com/office/word/2010/wordml" xmlns:w15="http://schemas.microsoft.com/office/word/2012/wordml" xmlns:w16cex="http://schemas.microsoft.com/office/word/2018/wordml/cex" xmlns:w16cid="http://schemas.microsoft.com/office/word/2016/wordml/cid" xmlns:w16="http://schemas.microsoft.com/office/word/2018/wordml" xmlns:w16sdtdh="http://schemas.microsoft.com/office/word/2020/wordml/sdtdatahash" xmlns:w16se="http://schemas.microsoft.com/office/word/2015/wordml/symex" mc:Ignorable="w14 w15 w16se w16cid w16 w16cex w16sdtdh">
+<w:styles xmlns:mc="http://schemas.openxmlformats.org/markup-compatibility/2006" xmlns:r="http://schemas.openxmlformats.org/officeDocument/2006/relationships" xmlns:w="http://schemas.openxmlformats.org/wordprocessingml/2006/main" xmlns:w14="http://schemas.microsoft.com/office/word/2010/wordml" xmlns:w15="http://schemas.microsoft.com/office/word/2012/wordml" xmlns:w16cex="http://schemas.microsoft.com/office/word/2018/wordml/cex" xmlns:w16cid="http://schemas.microsoft.com/office/word/2016/wordml/cid" xmlns:w16="http://schemas.microsoft.com/office/word/2018/wordml" xmlns:w16du="http://schemas.microsoft.com/office/word/2023/wordml/word16du" xmlns:w16sdtdh="http://schemas.microsoft.com/office/word/2020/wordml/sdtdatahash" xmlns:w16sdtfl="http://schemas.microsoft.com/office/word/2024/wordml/sdtformatlock" xmlns:w16se="http://schemas.microsoft.com/office/word/2015/wordml/symex" mc:Ignorable="w14 w15 w16se w16cid w16 w16cex w16sdtdh w16sdtfl w16du">
   <w:docDefaults>
     <w:rPrDefault>
       <w:rPr>
@@ -1941,7 +2111,7 @@
     <w:link w:val="TitleChar"/>
     <w:uiPriority w:val="10"/>
     <w:qFormat/>
-    <w:rsid w:val="007106C8"/>
+    <w:rsid w:val="00E854FA"/>
     <w:pPr>
       <w:spacing w:after="300" w:line="240" w:lineRule="auto"/>
       <w:contextualSpacing/>
@@ -1951,7 +2121,7 @@
       <w:rFonts w:eastAsiaTheme="majorEastAsia" w:cstheme="majorBidi"/>
       <w:spacing w:val="5"/>
       <w:kern w:val="28"/>
-      <w:sz w:val="52"/>
+      <w:sz w:val="40"/>
       <w:szCs w:val="52"/>
       <w:lang w:val="sv-SE" w:eastAsia="en-US" w:bidi="ar-SA"/>
     </w:rPr>
@@ -1961,12 +2131,12 @@
     <w:basedOn w:val="DefaultParagraphFont"/>
     <w:link w:val="Title"/>
     <w:uiPriority w:val="10"/>
-    <w:rsid w:val="007106C8"/>
+    <w:rsid w:val="00E854FA"/>
     <w:rPr>
       <w:rFonts w:ascii="Times New Roman" w:eastAsiaTheme="majorEastAsia" w:hAnsi="Times New Roman" w:cstheme="majorBidi"/>
       <w:spacing w:val="5"/>
       <w:kern w:val="28"/>
-      <w:sz w:val="52"/>
+      <w:sz w:val="40"/>
       <w:szCs w:val="52"/>
       <w:lang w:val="sv-SE" w:eastAsia="en-US" w:bidi="ar-SA"/>
     </w:rPr>

--- a/klagomål/Gåsselmyran FSC-klagomål.docx
+++ b/klagomål/Gåsselmyran FSC-klagomål.docx
@@ -1138,7 +1138,7 @@
       <w:br/>
     </w:r>
     <w:r>
-      <w:t>Till:</w:t>
+      <w:t>Till: SCA</w:t>
       <w:br/>
     </w:r>
     <w:r>

--- a/klagomål/Gåsselmyran FSC-klagomål.docx
+++ b/klagomål/Gåsselmyran FSC-klagomål.docx
@@ -168,7 +168,7 @@
     </w:p>
     <w:p>
       <w:r>
-        <w:t>Detta klagomål behandlar höga naturvärden i avverkningsanmälan Gåsselmyran i Bjurholms kommun som inkom 2026-07-12 och omfattar 78,7 ha.</w:t>
+        <w:t>Detta klagomål behandlar höga naturvärden i avverkningsanmälan Gåsselmyran i Bjurholms kommun som inkom 2026-07-13 och omfattar 78,7 ha.</w:t>
       </w:r>
     </w:p>
     <w:p>
@@ -1133,7 +1133,7 @@
     <w:r>
       <w:tab/>
       <w:tab/>
-      <w:t>2026-07-12</w:t>
+      <w:t>2026-07-13</w:t>
       <w:br/>
       <w:br/>
     </w:r>

--- a/klagomål/Gåsselmyran FSC-klagomål.docx
+++ b/klagomål/Gåsselmyran FSC-klagomål.docx
@@ -168,7 +168,7 @@
     </w:p>
     <w:p>
       <w:r>
-        <w:t>Detta klagomål behandlar höga naturvärden i avverkningsanmälan Gåsselmyran i Bjurholms kommun som inkom 2026-07-13 och omfattar 78,7 ha.</w:t>
+        <w:t>Detta klagomål behandlar höga naturvärden i avverkningsanmälan Gåsselmyran i Bjurholms kommun som inkom 2026-07-14 och omfattar 78,7 ha.</w:t>
       </w:r>
     </w:p>
     <w:p>
@@ -1133,7 +1133,7 @@
     <w:r>
       <w:tab/>
       <w:tab/>
-      <w:t>2026-07-13</w:t>
+      <w:t>2026-07-14</w:t>
       <w:br/>
       <w:br/>
     </w:r>

--- a/klagomål/Gåsselmyran FSC-klagomål.docx
+++ b/klagomål/Gåsselmyran FSC-klagomål.docx
@@ -168,7 +168,7 @@
     </w:p>
     <w:p>
       <w:r>
-        <w:t>Detta klagomål behandlar höga naturvärden i avverkningsanmälan Gåsselmyran i Bjurholms kommun som inkom 2026-07-14 och omfattar 78,7 ha.</w:t>
+        <w:t>Detta klagomål behandlar höga naturvärden i avverkningsanmälan Gåsselmyran i Bjurholms kommun som inkom 2026-07-15 och omfattar 78,7 ha.</w:t>
       </w:r>
     </w:p>
     <w:p>
@@ -1133,7 +1133,7 @@
     <w:r>
       <w:tab/>
       <w:tab/>
-      <w:t>2026-07-14</w:t>
+      <w:t>2026-07-15</w:t>
       <w:br/>
       <w:br/>
     </w:r>

--- a/klagomål/Gåsselmyran FSC-klagomål.docx
+++ b/klagomål/Gåsselmyran FSC-klagomål.docx
@@ -168,7 +168,7 @@
     </w:p>
     <w:p>
       <w:r>
-        <w:t>Detta klagomål behandlar höga naturvärden i avverkningsanmälan Gåsselmyran i Bjurholms kommun som inkom 2026-07-15 och omfattar 78,7 ha.</w:t>
+        <w:t>Detta klagomål behandlar höga naturvärden i avverkningsanmälan Gåsselmyran i Bjurholms kommun som inkom 2026-07-16 och omfattar 78,7 ha.</w:t>
       </w:r>
     </w:p>
     <w:p>
@@ -1133,7 +1133,7 @@
     <w:r>
       <w:tab/>
       <w:tab/>
-      <w:t>2026-07-15</w:t>
+      <w:t>2026-07-16</w:t>
       <w:br/>
       <w:br/>
     </w:r>

--- a/klagomål/Gåsselmyran FSC-klagomål.docx
+++ b/klagomål/Gåsselmyran FSC-klagomål.docx
@@ -1133,7 +1133,7 @@
     <w:r>
       <w:tab/>
       <w:tab/>
-      <w:t>2026-07-16</w:t>
+      <w:t>2026-07-17</w:t>
       <w:br/>
       <w:br/>
     </w:r>

--- a/klagomål/Gåsselmyran FSC-klagomål.docx
+++ b/klagomål/Gåsselmyran FSC-klagomål.docx
@@ -168,7 +168,7 @@
     </w:p>
     <w:p>
       <w:r>
-        <w:t>Detta klagomål behandlar höga naturvärden i avverkningsanmälan Gåsselmyran i Bjurholms kommun som inkom 2026-07-16 och omfattar 78,7 ha.</w:t>
+        <w:t>Detta klagomål behandlar höga naturvärden i avverkningsanmälan Gåsselmyran i Bjurholms kommun som inkom 2026-07-17 och omfattar 78,7 ha.</w:t>
       </w:r>
     </w:p>
     <w:p>

--- a/klagomål/Gåsselmyran FSC-klagomål.docx
+++ b/klagomål/Gåsselmyran FSC-klagomål.docx
@@ -1133,7 +1133,7 @@
     <w:r>
       <w:tab/>
       <w:tab/>
-      <w:t>2026-07-17</w:t>
+      <w:t>2026-07-18</w:t>
       <w:br/>
       <w:br/>
     </w:r>

--- a/klagomål/Gåsselmyran FSC-klagomål.docx
+++ b/klagomål/Gåsselmyran FSC-klagomål.docx
@@ -168,7 +168,7 @@
     </w:p>
     <w:p>
       <w:r>
-        <w:t>Detta klagomål behandlar höga naturvärden i avverkningsanmälan Gåsselmyran i Bjurholms kommun som inkom 2026-07-17 och omfattar 78,7 ha.</w:t>
+        <w:t>Detta klagomål behandlar höga naturvärden i avverkningsanmälan Gåsselmyran i Bjurholms kommun som inkom 2026-07-18 och omfattar 78,7 ha.</w:t>
       </w:r>
     </w:p>
     <w:p>

--- a/klagomål/Gåsselmyran FSC-klagomål.docx
+++ b/klagomål/Gåsselmyran FSC-klagomål.docx
@@ -168,7 +168,7 @@
     </w:p>
     <w:p>
       <w:r>
-        <w:t>Detta klagomål behandlar höga naturvärden i avverkningsanmälan Gåsselmyran i Bjurholms kommun som inkom 2026-07-18 och omfattar 78,7 ha.</w:t>
+        <w:t>Detta klagomål behandlar höga naturvärden i avverkningsanmälan Gåsselmyran i Bjurholms kommun som inkom 2026-07-19 och omfattar 78,7 ha.</w:t>
       </w:r>
     </w:p>
     <w:p>
@@ -1133,7 +1133,7 @@
     <w:r>
       <w:tab/>
       <w:tab/>
-      <w:t>2026-07-18</w:t>
+      <w:t>2026-07-19</w:t>
       <w:br/>
       <w:br/>
     </w:r>

--- a/klagomål/Gåsselmyran FSC-klagomål.docx
+++ b/klagomål/Gåsselmyran FSC-klagomål.docx
@@ -1133,7 +1133,7 @@
     <w:r>
       <w:tab/>
       <w:tab/>
-      <w:t>2026-07-19</w:t>
+      <w:t>2026-07-20</w:t>
       <w:br/>
       <w:br/>
     </w:r>

--- a/klagomål/Gåsselmyran FSC-klagomål.docx
+++ b/klagomål/Gåsselmyran FSC-klagomål.docx
@@ -168,7 +168,7 @@
     </w:p>
     <w:p>
       <w:r>
-        <w:t>Detta klagomål behandlar höga naturvärden i avverkningsanmälan Gåsselmyran i Bjurholms kommun som inkom 2026-07-19 och omfattar 78,7 ha.</w:t>
+        <w:t>Detta klagomål behandlar höga naturvärden i avverkningsanmälan Gåsselmyran i Bjurholms kommun som inkom 2026-07-20 och omfattar 78,7 ha.</w:t>
       </w:r>
     </w:p>
     <w:p>
